--- a/Files_Мильченко/Validation_Мильченко.docx
+++ b/Files_Мильченко/Validation_Мильченко.docx
@@ -1011,22 +1011,11 @@
             </w:rPr>
             <w:fldChar w:fldCharType="separate"/>
           </w:r>
-          <w:hyperlink w:anchor="_Toc226375616" w:history="1">
+          <w:hyperlink w:anchor="_Toc227768439" w:history="1">
             <w:r>
               <w:rPr>
                 <w:rStyle w:val="a8"/>
                 <w:rFonts w:ascii="Times New Roman" w:eastAsia="Times New Roman" w:hAnsi="Times New Roman" w:cs="Times New Roman"/>
-                <w:i w:val="0"/>
-                <w:iCs w:val="0"/>
-                <w:noProof/>
-                <w:sz w:val="28"/>
-                <w:szCs w:val="28"/>
-              </w:rPr>
-              <w:t>1.</w:t>
-            </w:r>
-            <w:r>
-              <w:rPr>
-                <w:rFonts w:ascii="Times New Roman" w:hAnsi="Times New Roman" w:cs="Times New Roman"/>
                 <w:b w:val="0"/>
                 <w:bCs w:val="0"/>
                 <w:i w:val="0"/>
@@ -1035,23 +1024,40 @@
                 <w:sz w:val="28"/>
                 <w:szCs w:val="28"/>
               </w:rPr>
+              <w:t>1.</w:t>
+            </w:r>
+            <w:r>
+              <w:rPr>
+                <w:rFonts w:ascii="Times New Roman" w:hAnsi="Times New Roman" w:cs="Times New Roman"/>
+                <w:b w:val="0"/>
+                <w:bCs w:val="0"/>
+                <w:i w:val="0"/>
+                <w:iCs w:val="0"/>
+                <w:noProof/>
+                <w:sz w:val="28"/>
+                <w:szCs w:val="28"/>
+              </w:rPr>
               <w:tab/>
             </w:r>
             <w:r>
               <w:rPr>
                 <w:rStyle w:val="a8"/>
                 <w:rFonts w:ascii="Times New Roman" w:eastAsia="Times New Roman" w:hAnsi="Times New Roman" w:cs="Times New Roman"/>
+                <w:b w:val="0"/>
+                <w:bCs w:val="0"/>
                 <w:i w:val="0"/>
                 <w:iCs w:val="0"/>
                 <w:noProof/>
                 <w:sz w:val="28"/>
                 <w:szCs w:val="28"/>
               </w:rPr>
-              <w:t>ВАЛИДАЦИЯ HTML ДОКУМЕНТАЦИИ</w:t>
-            </w:r>
-            <w:r>
-              <w:rPr>
-                <w:rFonts w:ascii="Times New Roman" w:hAnsi="Times New Roman" w:cs="Times New Roman"/>
+              <w:t>Валидация HTML документации</w:t>
+            </w:r>
+            <w:r>
+              <w:rPr>
+                <w:rFonts w:ascii="Times New Roman" w:hAnsi="Times New Roman" w:cs="Times New Roman"/>
+                <w:b w:val="0"/>
+                <w:bCs w:val="0"/>
                 <w:i w:val="0"/>
                 <w:iCs w:val="0"/>
                 <w:noProof/>
@@ -1064,6 +1070,8 @@
             <w:r>
               <w:rPr>
                 <w:rFonts w:ascii="Times New Roman" w:hAnsi="Times New Roman" w:cs="Times New Roman"/>
+                <w:b w:val="0"/>
+                <w:bCs w:val="0"/>
                 <w:i w:val="0"/>
                 <w:iCs w:val="0"/>
                 <w:noProof/>
@@ -1076,6 +1084,8 @@
             <w:r>
               <w:rPr>
                 <w:rFonts w:ascii="Times New Roman" w:hAnsi="Times New Roman" w:cs="Times New Roman"/>
+                <w:b w:val="0"/>
+                <w:bCs w:val="0"/>
                 <w:i w:val="0"/>
                 <w:iCs w:val="0"/>
                 <w:noProof/>
@@ -1083,11 +1093,13 @@
                 <w:sz w:val="28"/>
                 <w:szCs w:val="28"/>
               </w:rPr>
-              <w:instrText xml:space="preserve"> PAGEREF _Toc226375616 \h </w:instrText>
-            </w:r>
-            <w:r>
-              <w:rPr>
-                <w:rFonts w:ascii="Times New Roman" w:hAnsi="Times New Roman" w:cs="Times New Roman"/>
+              <w:instrText xml:space="preserve"> PAGEREF _Toc227768439 \h </w:instrText>
+            </w:r>
+            <w:r>
+              <w:rPr>
+                <w:rFonts w:ascii="Times New Roman" w:hAnsi="Times New Roman" w:cs="Times New Roman"/>
+                <w:b w:val="0"/>
+                <w:bCs w:val="0"/>
                 <w:i w:val="0"/>
                 <w:iCs w:val="0"/>
                 <w:noProof/>
@@ -1099,6 +1111,8 @@
             <w:r>
               <w:rPr>
                 <w:rFonts w:ascii="Times New Roman" w:hAnsi="Times New Roman" w:cs="Times New Roman"/>
+                <w:b w:val="0"/>
+                <w:bCs w:val="0"/>
                 <w:i w:val="0"/>
                 <w:iCs w:val="0"/>
                 <w:noProof/>
@@ -1111,6 +1125,8 @@
             <w:r>
               <w:rPr>
                 <w:rFonts w:ascii="Times New Roman" w:hAnsi="Times New Roman" w:cs="Times New Roman"/>
+                <w:b w:val="0"/>
+                <w:bCs w:val="0"/>
                 <w:i w:val="0"/>
                 <w:iCs w:val="0"/>
                 <w:noProof/>
@@ -1123,6 +1139,8 @@
             <w:r>
               <w:rPr>
                 <w:rFonts w:ascii="Times New Roman" w:hAnsi="Times New Roman" w:cs="Times New Roman"/>
+                <w:b w:val="0"/>
+                <w:bCs w:val="0"/>
                 <w:i w:val="0"/>
                 <w:iCs w:val="0"/>
                 <w:noProof/>
@@ -1150,32 +1168,36 @@
               <w:szCs w:val="28"/>
             </w:rPr>
           </w:pPr>
-          <w:hyperlink w:anchor="_Toc226375617" w:history="1">
+          <w:hyperlink w:anchor="_Toc227768440" w:history="1">
             <w:r>
               <w:rPr>
                 <w:rStyle w:val="a8"/>
                 <w:rFonts w:ascii="Times New Roman" w:eastAsia="Times New Roman" w:hAnsi="Times New Roman" w:cs="Times New Roman"/>
-                <w:noProof/>
-                <w:sz w:val="28"/>
-                <w:szCs w:val="28"/>
-              </w:rPr>
-              <w:t>1.1</w:t>
-            </w:r>
-            <w:r>
-              <w:rPr>
-                <w:rFonts w:ascii="Times New Roman" w:hAnsi="Times New Roman" w:cs="Times New Roman"/>
                 <w:b w:val="0"/>
                 <w:bCs w:val="0"/>
                 <w:noProof/>
                 <w:sz w:val="28"/>
                 <w:szCs w:val="28"/>
               </w:rPr>
+              <w:t>1.1</w:t>
+            </w:r>
+            <w:r>
+              <w:rPr>
+                <w:rFonts w:ascii="Times New Roman" w:hAnsi="Times New Roman" w:cs="Times New Roman"/>
+                <w:b w:val="0"/>
+                <w:bCs w:val="0"/>
+                <w:noProof/>
+                <w:sz w:val="28"/>
+                <w:szCs w:val="28"/>
+              </w:rPr>
               <w:tab/>
             </w:r>
             <w:r>
               <w:rPr>
                 <w:rStyle w:val="a8"/>
                 <w:rFonts w:ascii="Times New Roman" w:eastAsia="Times New Roman" w:hAnsi="Times New Roman" w:cs="Times New Roman"/>
+                <w:b w:val="0"/>
+                <w:bCs w:val="0"/>
                 <w:noProof/>
                 <w:sz w:val="28"/>
                 <w:szCs w:val="28"/>
@@ -1185,6 +1207,8 @@
             <w:r>
               <w:rPr>
                 <w:rFonts w:ascii="Times New Roman" w:hAnsi="Times New Roman" w:cs="Times New Roman"/>
+                <w:b w:val="0"/>
+                <w:bCs w:val="0"/>
                 <w:noProof/>
                 <w:webHidden/>
                 <w:sz w:val="28"/>
@@ -1195,6 +1219,8 @@
             <w:r>
               <w:rPr>
                 <w:rFonts w:ascii="Times New Roman" w:hAnsi="Times New Roman" w:cs="Times New Roman"/>
+                <w:b w:val="0"/>
+                <w:bCs w:val="0"/>
                 <w:noProof/>
                 <w:webHidden/>
                 <w:sz w:val="28"/>
@@ -1205,25 +1231,31 @@
             <w:r>
               <w:rPr>
                 <w:rFonts w:ascii="Times New Roman" w:hAnsi="Times New Roman" w:cs="Times New Roman"/>
-                <w:noProof/>
-                <w:webHidden/>
-                <w:sz w:val="28"/>
-                <w:szCs w:val="28"/>
-              </w:rPr>
-              <w:instrText xml:space="preserve"> PAGEREF _Toc226375617 \h </w:instrText>
-            </w:r>
-            <w:r>
-              <w:rPr>
-                <w:rFonts w:ascii="Times New Roman" w:hAnsi="Times New Roman" w:cs="Times New Roman"/>
-                <w:noProof/>
-                <w:webHidden/>
-                <w:sz w:val="28"/>
-                <w:szCs w:val="28"/>
-              </w:rPr>
-            </w:r>
-            <w:r>
-              <w:rPr>
-                <w:rFonts w:ascii="Times New Roman" w:hAnsi="Times New Roman" w:cs="Times New Roman"/>
+                <w:b w:val="0"/>
+                <w:bCs w:val="0"/>
+                <w:noProof/>
+                <w:webHidden/>
+                <w:sz w:val="28"/>
+                <w:szCs w:val="28"/>
+              </w:rPr>
+              <w:instrText xml:space="preserve"> PAGEREF _Toc227768440 \h </w:instrText>
+            </w:r>
+            <w:r>
+              <w:rPr>
+                <w:rFonts w:ascii="Times New Roman" w:hAnsi="Times New Roman" w:cs="Times New Roman"/>
+                <w:b w:val="0"/>
+                <w:bCs w:val="0"/>
+                <w:noProof/>
+                <w:webHidden/>
+                <w:sz w:val="28"/>
+                <w:szCs w:val="28"/>
+              </w:rPr>
+            </w:r>
+            <w:r>
+              <w:rPr>
+                <w:rFonts w:ascii="Times New Roman" w:hAnsi="Times New Roman" w:cs="Times New Roman"/>
+                <w:b w:val="0"/>
+                <w:bCs w:val="0"/>
                 <w:noProof/>
                 <w:webHidden/>
                 <w:sz w:val="28"/>
@@ -1234,6 +1266,8 @@
             <w:r>
               <w:rPr>
                 <w:rFonts w:ascii="Times New Roman" w:hAnsi="Times New Roman" w:cs="Times New Roman"/>
+                <w:b w:val="0"/>
+                <w:bCs w:val="0"/>
                 <w:noProof/>
                 <w:webHidden/>
                 <w:sz w:val="28"/>
@@ -1244,6 +1278,8 @@
             <w:r>
               <w:rPr>
                 <w:rFonts w:ascii="Times New Roman" w:hAnsi="Times New Roman" w:cs="Times New Roman"/>
+                <w:b w:val="0"/>
+                <w:bCs w:val="0"/>
                 <w:noProof/>
                 <w:webHidden/>
                 <w:sz w:val="28"/>
@@ -1267,7 +1303,7 @@
               <w:szCs w:val="28"/>
             </w:rPr>
           </w:pPr>
-          <w:hyperlink w:anchor="_Toc226375618" w:history="1">
+          <w:hyperlink w:anchor="_Toc227768441" w:history="1">
             <w:r>
               <w:rPr>
                 <w:rStyle w:val="a8"/>
@@ -1325,7 +1361,7 @@
                 <w:sz w:val="28"/>
                 <w:szCs w:val="28"/>
               </w:rPr>
-              <w:instrText xml:space="preserve"> PAGEREF _Toc226375618 \h </w:instrText>
+              <w:instrText xml:space="preserve"> PAGEREF _Toc227768441 \h </w:instrText>
             </w:r>
             <w:r>
               <w:rPr>
@@ -1381,7 +1417,7 @@
               <w:szCs w:val="28"/>
             </w:rPr>
           </w:pPr>
-          <w:hyperlink w:anchor="_Toc226375619" w:history="1">
+          <w:hyperlink w:anchor="_Toc227768442" w:history="1">
             <w:r>
               <w:rPr>
                 <w:rStyle w:val="a8"/>
@@ -1420,7 +1456,7 @@
                 <w:sz w:val="28"/>
                 <w:szCs w:val="28"/>
               </w:rPr>
-              <w:instrText xml:space="preserve"> PAGEREF _Toc226375619 \h </w:instrText>
+              <w:instrText xml:space="preserve"> PAGEREF _Toc227768442 \h </w:instrText>
             </w:r>
             <w:r>
               <w:rPr>
@@ -1476,7 +1512,7 @@
               <w:szCs w:val="28"/>
             </w:rPr>
           </w:pPr>
-          <w:hyperlink w:anchor="_Toc226375620" w:history="1">
+          <w:hyperlink w:anchor="_Toc227768443" w:history="1">
             <w:r>
               <w:rPr>
                 <w:rStyle w:val="a8"/>
@@ -1515,7 +1551,7 @@
                 <w:sz w:val="28"/>
                 <w:szCs w:val="28"/>
               </w:rPr>
-              <w:instrText xml:space="preserve"> PAGEREF _Toc226375620 \h </w:instrText>
+              <w:instrText xml:space="preserve"> PAGEREF _Toc227768443 \h </w:instrText>
             </w:r>
             <w:r>
               <w:rPr>
@@ -1574,19 +1610,10 @@
               <w:szCs w:val="28"/>
             </w:rPr>
           </w:pPr>
-          <w:hyperlink w:anchor="_Toc226375621" w:history="1">
+          <w:hyperlink w:anchor="_Toc227768444" w:history="1">
             <w:r>
               <w:rPr>
                 <w:rStyle w:val="a8"/>
-                <w:rFonts w:ascii="Times New Roman" w:hAnsi="Times New Roman" w:cs="Times New Roman"/>
-                <w:noProof/>
-                <w:sz w:val="28"/>
-                <w:szCs w:val="28"/>
-              </w:rPr>
-              <w:t>1.2</w:t>
-            </w:r>
-            <w:r>
-              <w:rPr>
                 <w:rFonts w:ascii="Times New Roman" w:hAnsi="Times New Roman" w:cs="Times New Roman"/>
                 <w:b w:val="0"/>
                 <w:bCs w:val="0"/>
@@ -1594,12 +1621,25 @@
                 <w:sz w:val="28"/>
                 <w:szCs w:val="28"/>
               </w:rPr>
+              <w:t>1.2</w:t>
+            </w:r>
+            <w:r>
+              <w:rPr>
+                <w:rFonts w:ascii="Times New Roman" w:hAnsi="Times New Roman" w:cs="Times New Roman"/>
+                <w:b w:val="0"/>
+                <w:bCs w:val="0"/>
+                <w:noProof/>
+                <w:sz w:val="28"/>
+                <w:szCs w:val="28"/>
+              </w:rPr>
               <w:tab/>
             </w:r>
             <w:r>
               <w:rPr>
                 <w:rStyle w:val="a8"/>
                 <w:rFonts w:ascii="Times New Roman" w:hAnsi="Times New Roman" w:cs="Times New Roman"/>
+                <w:b w:val="0"/>
+                <w:bCs w:val="0"/>
                 <w:noProof/>
                 <w:sz w:val="28"/>
                 <w:szCs w:val="28"/>
@@ -1609,6 +1649,8 @@
             <w:r>
               <w:rPr>
                 <w:rFonts w:ascii="Times New Roman" w:hAnsi="Times New Roman" w:cs="Times New Roman"/>
+                <w:b w:val="0"/>
+                <w:bCs w:val="0"/>
                 <w:noProof/>
                 <w:webHidden/>
                 <w:sz w:val="28"/>
@@ -1619,6 +1661,8 @@
             <w:r>
               <w:rPr>
                 <w:rFonts w:ascii="Times New Roman" w:hAnsi="Times New Roman" w:cs="Times New Roman"/>
+                <w:b w:val="0"/>
+                <w:bCs w:val="0"/>
                 <w:noProof/>
                 <w:webHidden/>
                 <w:sz w:val="28"/>
@@ -1629,25 +1673,31 @@
             <w:r>
               <w:rPr>
                 <w:rFonts w:ascii="Times New Roman" w:hAnsi="Times New Roman" w:cs="Times New Roman"/>
-                <w:noProof/>
-                <w:webHidden/>
-                <w:sz w:val="28"/>
-                <w:szCs w:val="28"/>
-              </w:rPr>
-              <w:instrText xml:space="preserve"> PAGEREF _Toc226375621 \h </w:instrText>
-            </w:r>
-            <w:r>
-              <w:rPr>
-                <w:rFonts w:ascii="Times New Roman" w:hAnsi="Times New Roman" w:cs="Times New Roman"/>
-                <w:noProof/>
-                <w:webHidden/>
-                <w:sz w:val="28"/>
-                <w:szCs w:val="28"/>
-              </w:rPr>
-            </w:r>
-            <w:r>
-              <w:rPr>
-                <w:rFonts w:ascii="Times New Roman" w:hAnsi="Times New Roman" w:cs="Times New Roman"/>
+                <w:b w:val="0"/>
+                <w:bCs w:val="0"/>
+                <w:noProof/>
+                <w:webHidden/>
+                <w:sz w:val="28"/>
+                <w:szCs w:val="28"/>
+              </w:rPr>
+              <w:instrText xml:space="preserve"> PAGEREF _Toc227768444 \h </w:instrText>
+            </w:r>
+            <w:r>
+              <w:rPr>
+                <w:rFonts w:ascii="Times New Roman" w:hAnsi="Times New Roman" w:cs="Times New Roman"/>
+                <w:b w:val="0"/>
+                <w:bCs w:val="0"/>
+                <w:noProof/>
+                <w:webHidden/>
+                <w:sz w:val="28"/>
+                <w:szCs w:val="28"/>
+              </w:rPr>
+            </w:r>
+            <w:r>
+              <w:rPr>
+                <w:rFonts w:ascii="Times New Roman" w:hAnsi="Times New Roman" w:cs="Times New Roman"/>
+                <w:b w:val="0"/>
+                <w:bCs w:val="0"/>
                 <w:noProof/>
                 <w:webHidden/>
                 <w:sz w:val="28"/>
@@ -1658,16 +1708,20 @@
             <w:r>
               <w:rPr>
                 <w:rFonts w:ascii="Times New Roman" w:hAnsi="Times New Roman" w:cs="Times New Roman"/>
-                <w:noProof/>
-                <w:webHidden/>
-                <w:sz w:val="28"/>
-                <w:szCs w:val="28"/>
-              </w:rPr>
-              <w:t>3</w:t>
-            </w:r>
-            <w:r>
-              <w:rPr>
-                <w:rFonts w:ascii="Times New Roman" w:hAnsi="Times New Roman" w:cs="Times New Roman"/>
+                <w:b w:val="0"/>
+                <w:bCs w:val="0"/>
+                <w:noProof/>
+                <w:webHidden/>
+                <w:sz w:val="28"/>
+                <w:szCs w:val="28"/>
+              </w:rPr>
+              <w:t>4</w:t>
+            </w:r>
+            <w:r>
+              <w:rPr>
+                <w:rFonts w:ascii="Times New Roman" w:hAnsi="Times New Roman" w:cs="Times New Roman"/>
+                <w:b w:val="0"/>
+                <w:bCs w:val="0"/>
                 <w:noProof/>
                 <w:webHidden/>
                 <w:sz w:val="28"/>
@@ -1690,7 +1744,7 @@
               <w:szCs w:val="28"/>
             </w:rPr>
           </w:pPr>
-          <w:hyperlink w:anchor="_Toc226375622" w:history="1">
+          <w:hyperlink w:anchor="_Toc227768445" w:history="1">
             <w:r>
               <w:rPr>
                 <w:rStyle w:val="a8"/>
@@ -1729,7 +1783,7 @@
                 <w:sz w:val="28"/>
                 <w:szCs w:val="28"/>
               </w:rPr>
-              <w:instrText xml:space="preserve"> PAGEREF _Toc226375622 \h </w:instrText>
+              <w:instrText xml:space="preserve"> PAGEREF _Toc227768445 \h </w:instrText>
             </w:r>
             <w:r>
               <w:rPr>
@@ -1785,7 +1839,7 @@
               <w:szCs w:val="28"/>
             </w:rPr>
           </w:pPr>
-          <w:hyperlink w:anchor="_Toc226375623" w:history="1">
+          <w:hyperlink w:anchor="_Toc227768446" w:history="1">
             <w:r>
               <w:rPr>
                 <w:rStyle w:val="a8"/>
@@ -1824,7 +1878,7 @@
                 <w:sz w:val="28"/>
                 <w:szCs w:val="28"/>
               </w:rPr>
-              <w:instrText xml:space="preserve"> PAGEREF _Toc226375623 \h </w:instrText>
+              <w:instrText xml:space="preserve"> PAGEREF _Toc227768446 \h </w:instrText>
             </w:r>
             <w:r>
               <w:rPr>
@@ -1880,7 +1934,7 @@
               <w:szCs w:val="28"/>
             </w:rPr>
           </w:pPr>
-          <w:hyperlink w:anchor="_Toc226375624" w:history="1">
+          <w:hyperlink w:anchor="_Toc227768447" w:history="1">
             <w:r>
               <w:rPr>
                 <w:rStyle w:val="a8"/>
@@ -1919,7 +1973,7 @@
                 <w:sz w:val="28"/>
                 <w:szCs w:val="28"/>
               </w:rPr>
-              <w:instrText xml:space="preserve"> PAGEREF _Toc226375624 \h </w:instrText>
+              <w:instrText xml:space="preserve"> PAGEREF _Toc227768447 \h </w:instrText>
             </w:r>
             <w:r>
               <w:rPr>
@@ -1978,32 +2032,36 @@
               <w:szCs w:val="28"/>
             </w:rPr>
           </w:pPr>
-          <w:hyperlink w:anchor="_Toc226375625" w:history="1">
+          <w:hyperlink w:anchor="_Toc227768448" w:history="1">
             <w:r>
               <w:rPr>
                 <w:rStyle w:val="a8"/>
                 <w:rFonts w:ascii="Times New Roman" w:eastAsia="Times New Roman" w:hAnsi="Times New Roman" w:cs="Times New Roman"/>
-                <w:noProof/>
-                <w:sz w:val="28"/>
-                <w:szCs w:val="28"/>
-              </w:rPr>
-              <w:t>1.3</w:t>
-            </w:r>
-            <w:r>
-              <w:rPr>
-                <w:rFonts w:ascii="Times New Roman" w:hAnsi="Times New Roman" w:cs="Times New Roman"/>
                 <w:b w:val="0"/>
                 <w:bCs w:val="0"/>
                 <w:noProof/>
                 <w:sz w:val="28"/>
                 <w:szCs w:val="28"/>
               </w:rPr>
+              <w:t>1.3</w:t>
+            </w:r>
+            <w:r>
+              <w:rPr>
+                <w:rFonts w:ascii="Times New Roman" w:hAnsi="Times New Roman" w:cs="Times New Roman"/>
+                <w:b w:val="0"/>
+                <w:bCs w:val="0"/>
+                <w:noProof/>
+                <w:sz w:val="28"/>
+                <w:szCs w:val="28"/>
+              </w:rPr>
               <w:tab/>
             </w:r>
             <w:r>
               <w:rPr>
                 <w:rStyle w:val="a8"/>
                 <w:rFonts w:ascii="Times New Roman" w:eastAsia="Times New Roman" w:hAnsi="Times New Roman" w:cs="Times New Roman"/>
+                <w:b w:val="0"/>
+                <w:bCs w:val="0"/>
                 <w:noProof/>
                 <w:sz w:val="28"/>
                 <w:szCs w:val="28"/>
@@ -2013,6 +2071,8 @@
             <w:r>
               <w:rPr>
                 <w:rFonts w:ascii="Times New Roman" w:hAnsi="Times New Roman" w:cs="Times New Roman"/>
+                <w:b w:val="0"/>
+                <w:bCs w:val="0"/>
                 <w:noProof/>
                 <w:webHidden/>
                 <w:sz w:val="28"/>
@@ -2023,6 +2083,8 @@
             <w:r>
               <w:rPr>
                 <w:rFonts w:ascii="Times New Roman" w:hAnsi="Times New Roman" w:cs="Times New Roman"/>
+                <w:b w:val="0"/>
+                <w:bCs w:val="0"/>
                 <w:noProof/>
                 <w:webHidden/>
                 <w:sz w:val="28"/>
@@ -2033,25 +2095,31 @@
             <w:r>
               <w:rPr>
                 <w:rFonts w:ascii="Times New Roman" w:hAnsi="Times New Roman" w:cs="Times New Roman"/>
-                <w:noProof/>
-                <w:webHidden/>
-                <w:sz w:val="28"/>
-                <w:szCs w:val="28"/>
-              </w:rPr>
-              <w:instrText xml:space="preserve"> PAGEREF _Toc226375625 \h </w:instrText>
-            </w:r>
-            <w:r>
-              <w:rPr>
-                <w:rFonts w:ascii="Times New Roman" w:hAnsi="Times New Roman" w:cs="Times New Roman"/>
-                <w:noProof/>
-                <w:webHidden/>
-                <w:sz w:val="28"/>
-                <w:szCs w:val="28"/>
-              </w:rPr>
-            </w:r>
-            <w:r>
-              <w:rPr>
-                <w:rFonts w:ascii="Times New Roman" w:hAnsi="Times New Roman" w:cs="Times New Roman"/>
+                <w:b w:val="0"/>
+                <w:bCs w:val="0"/>
+                <w:noProof/>
+                <w:webHidden/>
+                <w:sz w:val="28"/>
+                <w:szCs w:val="28"/>
+              </w:rPr>
+              <w:instrText xml:space="preserve"> PAGEREF _Toc227768448 \h </w:instrText>
+            </w:r>
+            <w:r>
+              <w:rPr>
+                <w:rFonts w:ascii="Times New Roman" w:hAnsi="Times New Roman" w:cs="Times New Roman"/>
+                <w:b w:val="0"/>
+                <w:bCs w:val="0"/>
+                <w:noProof/>
+                <w:webHidden/>
+                <w:sz w:val="28"/>
+                <w:szCs w:val="28"/>
+              </w:rPr>
+            </w:r>
+            <w:r>
+              <w:rPr>
+                <w:rFonts w:ascii="Times New Roman" w:hAnsi="Times New Roman" w:cs="Times New Roman"/>
+                <w:b w:val="0"/>
+                <w:bCs w:val="0"/>
                 <w:noProof/>
                 <w:webHidden/>
                 <w:sz w:val="28"/>
@@ -2062,16 +2130,20 @@
             <w:r>
               <w:rPr>
                 <w:rFonts w:ascii="Times New Roman" w:hAnsi="Times New Roman" w:cs="Times New Roman"/>
-                <w:noProof/>
-                <w:webHidden/>
-                <w:sz w:val="28"/>
-                <w:szCs w:val="28"/>
-              </w:rPr>
-              <w:t>4</w:t>
-            </w:r>
-            <w:r>
-              <w:rPr>
-                <w:rFonts w:ascii="Times New Roman" w:hAnsi="Times New Roman" w:cs="Times New Roman"/>
+                <w:b w:val="0"/>
+                <w:bCs w:val="0"/>
+                <w:noProof/>
+                <w:webHidden/>
+                <w:sz w:val="28"/>
+                <w:szCs w:val="28"/>
+              </w:rPr>
+              <w:t>5</w:t>
+            </w:r>
+            <w:r>
+              <w:rPr>
+                <w:rFonts w:ascii="Times New Roman" w:hAnsi="Times New Roman" w:cs="Times New Roman"/>
+                <w:b w:val="0"/>
+                <w:bCs w:val="0"/>
                 <w:noProof/>
                 <w:webHidden/>
                 <w:sz w:val="28"/>
@@ -2094,7 +2166,7 @@
               <w:szCs w:val="28"/>
             </w:rPr>
           </w:pPr>
-          <w:hyperlink w:anchor="_Toc226375626" w:history="1">
+          <w:hyperlink w:anchor="_Toc227768449" w:history="1">
             <w:r>
               <w:rPr>
                 <w:rStyle w:val="a8"/>
@@ -2133,7 +2205,7 @@
                 <w:sz w:val="28"/>
                 <w:szCs w:val="28"/>
               </w:rPr>
-              <w:instrText xml:space="preserve"> PAGEREF _Toc226375626 \h </w:instrText>
+              <w:instrText xml:space="preserve"> PAGEREF _Toc227768449 \h </w:instrText>
             </w:r>
             <w:r>
               <w:rPr>
@@ -2162,7 +2234,7 @@
                 <w:sz w:val="28"/>
                 <w:szCs w:val="28"/>
               </w:rPr>
-              <w:t>4</w:t>
+              <w:t>5</w:t>
             </w:r>
             <w:r>
               <w:rPr>
@@ -2189,7 +2261,7 @@
               <w:szCs w:val="28"/>
             </w:rPr>
           </w:pPr>
-          <w:hyperlink w:anchor="_Toc226375627" w:history="1">
+          <w:hyperlink w:anchor="_Toc227768450" w:history="1">
             <w:r>
               <w:rPr>
                 <w:rStyle w:val="a8"/>
@@ -2228,7 +2300,7 @@
                 <w:sz w:val="28"/>
                 <w:szCs w:val="28"/>
               </w:rPr>
-              <w:instrText xml:space="preserve"> PAGEREF _Toc226375627 \h </w:instrText>
+              <w:instrText xml:space="preserve"> PAGEREF _Toc227768450 \h </w:instrText>
             </w:r>
             <w:r>
               <w:rPr>
@@ -2257,7 +2329,7 @@
                 <w:sz w:val="28"/>
                 <w:szCs w:val="28"/>
               </w:rPr>
-              <w:t>4</w:t>
+              <w:t>5</w:t>
             </w:r>
             <w:r>
               <w:rPr>
@@ -2284,7 +2356,7 @@
               <w:szCs w:val="28"/>
             </w:rPr>
           </w:pPr>
-          <w:hyperlink w:anchor="_Toc226375628" w:history="1">
+          <w:hyperlink w:anchor="_Toc227768451" w:history="1">
             <w:r>
               <w:rPr>
                 <w:rStyle w:val="a8"/>
@@ -2323,7 +2395,7 @@
                 <w:sz w:val="28"/>
                 <w:szCs w:val="28"/>
               </w:rPr>
-              <w:instrText xml:space="preserve"> PAGEREF _Toc226375628 \h </w:instrText>
+              <w:instrText xml:space="preserve"> PAGEREF _Toc227768451 \h </w:instrText>
             </w:r>
             <w:r>
               <w:rPr>
@@ -2357,147 +2429,6 @@
             <w:r>
               <w:rPr>
                 <w:rFonts w:ascii="Times New Roman" w:hAnsi="Times New Roman" w:cs="Times New Roman"/>
-                <w:noProof/>
-                <w:webHidden/>
-                <w:sz w:val="28"/>
-                <w:szCs w:val="28"/>
-              </w:rPr>
-              <w:fldChar w:fldCharType="end"/>
-            </w:r>
-          </w:hyperlink>
-        </w:p>
-        <w:p>
-          <w:pPr>
-            <w:pStyle w:val="14"/>
-            <w:tabs>
-              <w:tab w:val="left" w:pos="480"/>
-              <w:tab w:val="right" w:leader="dot" w:pos="9345"/>
-            </w:tabs>
-            <w:rPr>
-              <w:rFonts w:ascii="Times New Roman" w:hAnsi="Times New Roman" w:cs="Times New Roman"/>
-              <w:b w:val="0"/>
-              <w:bCs w:val="0"/>
-              <w:i w:val="0"/>
-              <w:iCs w:val="0"/>
-              <w:noProof/>
-              <w:sz w:val="28"/>
-              <w:szCs w:val="28"/>
-            </w:rPr>
-          </w:pPr>
-          <w:hyperlink w:anchor="_Toc226375629" w:history="1">
-            <w:r>
-              <w:rPr>
-                <w:rStyle w:val="a8"/>
-                <w:rFonts w:ascii="Times New Roman" w:hAnsi="Times New Roman" w:cs="Times New Roman"/>
-                <w:i w:val="0"/>
-                <w:iCs w:val="0"/>
-                <w:noProof/>
-                <w:sz w:val="28"/>
-                <w:szCs w:val="28"/>
-              </w:rPr>
-              <w:t>2.</w:t>
-            </w:r>
-            <w:r>
-              <w:rPr>
-                <w:rFonts w:ascii="Times New Roman" w:hAnsi="Times New Roman" w:cs="Times New Roman"/>
-                <w:b w:val="0"/>
-                <w:bCs w:val="0"/>
-                <w:i w:val="0"/>
-                <w:iCs w:val="0"/>
-                <w:noProof/>
-                <w:sz w:val="28"/>
-                <w:szCs w:val="28"/>
-              </w:rPr>
-              <w:tab/>
-            </w:r>
-            <w:r>
-              <w:rPr>
-                <w:rStyle w:val="a8"/>
-                <w:rFonts w:ascii="Times New Roman" w:hAnsi="Times New Roman" w:cs="Times New Roman"/>
-                <w:i w:val="0"/>
-                <w:iCs w:val="0"/>
-                <w:noProof/>
-                <w:sz w:val="28"/>
-                <w:szCs w:val="28"/>
-              </w:rPr>
-              <w:t>ВАЛИДАЦИЯ CSS ДОКУМЕНТАЦИИ</w:t>
-            </w:r>
-            <w:r>
-              <w:rPr>
-                <w:rFonts w:ascii="Times New Roman" w:hAnsi="Times New Roman" w:cs="Times New Roman"/>
-                <w:i w:val="0"/>
-                <w:iCs w:val="0"/>
-                <w:noProof/>
-                <w:webHidden/>
-                <w:sz w:val="28"/>
-                <w:szCs w:val="28"/>
-              </w:rPr>
-              <w:tab/>
-            </w:r>
-            <w:r>
-              <w:rPr>
-                <w:rFonts w:ascii="Times New Roman" w:hAnsi="Times New Roman" w:cs="Times New Roman"/>
-                <w:i w:val="0"/>
-                <w:iCs w:val="0"/>
-                <w:noProof/>
-                <w:webHidden/>
-                <w:sz w:val="28"/>
-                <w:szCs w:val="28"/>
-              </w:rPr>
-              <w:fldChar w:fldCharType="begin"/>
-            </w:r>
-            <w:r>
-              <w:rPr>
-                <w:rFonts w:ascii="Times New Roman" w:hAnsi="Times New Roman" w:cs="Times New Roman"/>
-                <w:i w:val="0"/>
-                <w:iCs w:val="0"/>
-                <w:noProof/>
-                <w:webHidden/>
-                <w:sz w:val="28"/>
-                <w:szCs w:val="28"/>
-              </w:rPr>
-              <w:instrText xml:space="preserve"> PAGEREF _Toc226375629 \h </w:instrText>
-            </w:r>
-            <w:r>
-              <w:rPr>
-                <w:rFonts w:ascii="Times New Roman" w:hAnsi="Times New Roman" w:cs="Times New Roman"/>
-                <w:i w:val="0"/>
-                <w:iCs w:val="0"/>
-                <w:noProof/>
-                <w:webHidden/>
-                <w:sz w:val="28"/>
-                <w:szCs w:val="28"/>
-              </w:rPr>
-            </w:r>
-            <w:r>
-              <w:rPr>
-                <w:rFonts w:ascii="Times New Roman" w:hAnsi="Times New Roman" w:cs="Times New Roman"/>
-                <w:i w:val="0"/>
-                <w:iCs w:val="0"/>
-                <w:noProof/>
-                <w:webHidden/>
-                <w:sz w:val="28"/>
-                <w:szCs w:val="28"/>
-              </w:rPr>
-              <w:fldChar w:fldCharType="separate"/>
-            </w:r>
-            <w:r>
-              <w:rPr>
-                <w:rFonts w:ascii="Times New Roman" w:hAnsi="Times New Roman" w:cs="Times New Roman"/>
-                <w:i w:val="0"/>
-                <w:iCs w:val="0"/>
-                <w:noProof/>
-                <w:webHidden/>
-                <w:sz w:val="28"/>
-                <w:szCs w:val="28"/>
-              </w:rPr>
-              <w:t>6</w:t>
-            </w:r>
-            <w:r>
-              <w:rPr>
-                <w:rFonts w:ascii="Times New Roman" w:hAnsi="Times New Roman" w:cs="Times New Roman"/>
-                <w:i w:val="0"/>
-                <w:iCs w:val="0"/>
                 <w:noProof/>
                 <w:webHidden/>
                 <w:sz w:val="28"/>
@@ -2523,19 +2454,10 @@
               <w:szCs w:val="28"/>
             </w:rPr>
           </w:pPr>
-          <w:hyperlink w:anchor="_Toc226375630" w:history="1">
+          <w:hyperlink w:anchor="_Toc227768452" w:history="1">
             <w:r>
               <w:rPr>
                 <w:rStyle w:val="a8"/>
-                <w:rFonts w:ascii="Times New Roman" w:hAnsi="Times New Roman" w:cs="Times New Roman"/>
-                <w:noProof/>
-                <w:sz w:val="28"/>
-                <w:szCs w:val="28"/>
-              </w:rPr>
-              <w:t>2.1</w:t>
-            </w:r>
-            <w:r>
-              <w:rPr>
                 <w:rFonts w:ascii="Times New Roman" w:hAnsi="Times New Roman" w:cs="Times New Roman"/>
                 <w:b w:val="0"/>
                 <w:bCs w:val="0"/>
@@ -2543,12 +2465,25 @@
                 <w:sz w:val="28"/>
                 <w:szCs w:val="28"/>
               </w:rPr>
+              <w:t>1.4</w:t>
+            </w:r>
+            <w:r>
+              <w:rPr>
+                <w:rFonts w:ascii="Times New Roman" w:hAnsi="Times New Roman" w:cs="Times New Roman"/>
+                <w:b w:val="0"/>
+                <w:bCs w:val="0"/>
+                <w:noProof/>
+                <w:sz w:val="28"/>
+                <w:szCs w:val="28"/>
+              </w:rPr>
               <w:tab/>
             </w:r>
             <w:r>
               <w:rPr>
                 <w:rStyle w:val="a8"/>
                 <w:rFonts w:ascii="Times New Roman" w:hAnsi="Times New Roman" w:cs="Times New Roman"/>
+                <w:b w:val="0"/>
+                <w:bCs w:val="0"/>
                 <w:noProof/>
                 <w:sz w:val="28"/>
                 <w:szCs w:val="28"/>
@@ -2558,6 +2493,8 @@
             <w:r>
               <w:rPr>
                 <w:rFonts w:ascii="Times New Roman" w:hAnsi="Times New Roman" w:cs="Times New Roman"/>
+                <w:b w:val="0"/>
+                <w:bCs w:val="0"/>
                 <w:noProof/>
                 <w:webHidden/>
                 <w:sz w:val="28"/>
@@ -2568,6 +2505,8 @@
             <w:r>
               <w:rPr>
                 <w:rFonts w:ascii="Times New Roman" w:hAnsi="Times New Roman" w:cs="Times New Roman"/>
+                <w:b w:val="0"/>
+                <w:bCs w:val="0"/>
                 <w:noProof/>
                 <w:webHidden/>
                 <w:sz w:val="28"/>
@@ -2578,25 +2517,31 @@
             <w:r>
               <w:rPr>
                 <w:rFonts w:ascii="Times New Roman" w:hAnsi="Times New Roman" w:cs="Times New Roman"/>
-                <w:noProof/>
-                <w:webHidden/>
-                <w:sz w:val="28"/>
-                <w:szCs w:val="28"/>
-              </w:rPr>
-              <w:instrText xml:space="preserve"> PAGEREF _Toc226375630 \h </w:instrText>
-            </w:r>
-            <w:r>
-              <w:rPr>
-                <w:rFonts w:ascii="Times New Roman" w:hAnsi="Times New Roman" w:cs="Times New Roman"/>
-                <w:noProof/>
-                <w:webHidden/>
-                <w:sz w:val="28"/>
-                <w:szCs w:val="28"/>
-              </w:rPr>
-            </w:r>
-            <w:r>
-              <w:rPr>
-                <w:rFonts w:ascii="Times New Roman" w:hAnsi="Times New Roman" w:cs="Times New Roman"/>
+                <w:b w:val="0"/>
+                <w:bCs w:val="0"/>
+                <w:noProof/>
+                <w:webHidden/>
+                <w:sz w:val="28"/>
+                <w:szCs w:val="28"/>
+              </w:rPr>
+              <w:instrText xml:space="preserve"> PAGEREF _Toc227768452 \h </w:instrText>
+            </w:r>
+            <w:r>
+              <w:rPr>
+                <w:rFonts w:ascii="Times New Roman" w:hAnsi="Times New Roman" w:cs="Times New Roman"/>
+                <w:b w:val="0"/>
+                <w:bCs w:val="0"/>
+                <w:noProof/>
+                <w:webHidden/>
+                <w:sz w:val="28"/>
+                <w:szCs w:val="28"/>
+              </w:rPr>
+            </w:r>
+            <w:r>
+              <w:rPr>
+                <w:rFonts w:ascii="Times New Roman" w:hAnsi="Times New Roman" w:cs="Times New Roman"/>
+                <w:b w:val="0"/>
+                <w:bCs w:val="0"/>
                 <w:noProof/>
                 <w:webHidden/>
                 <w:sz w:val="28"/>
@@ -2607,6 +2552,8 @@
             <w:r>
               <w:rPr>
                 <w:rFonts w:ascii="Times New Roman" w:hAnsi="Times New Roman" w:cs="Times New Roman"/>
+                <w:b w:val="0"/>
+                <w:bCs w:val="0"/>
                 <w:noProof/>
                 <w:webHidden/>
                 <w:sz w:val="28"/>
@@ -2617,6 +2564,8 @@
             <w:r>
               <w:rPr>
                 <w:rFonts w:ascii="Times New Roman" w:hAnsi="Times New Roman" w:cs="Times New Roman"/>
+                <w:b w:val="0"/>
+                <w:bCs w:val="0"/>
                 <w:noProof/>
                 <w:webHidden/>
                 <w:sz w:val="28"/>
@@ -2639,7 +2588,7 @@
               <w:szCs w:val="28"/>
             </w:rPr>
           </w:pPr>
-          <w:hyperlink w:anchor="_Toc226375631" w:history="1">
+          <w:hyperlink w:anchor="_Toc227768453" w:history="1">
             <w:r>
               <w:rPr>
                 <w:rStyle w:val="a8"/>
@@ -2678,7 +2627,7 @@
                 <w:sz w:val="28"/>
                 <w:szCs w:val="28"/>
               </w:rPr>
-              <w:instrText xml:space="preserve"> PAGEREF _Toc226375631 \h </w:instrText>
+              <w:instrText xml:space="preserve"> PAGEREF _Toc227768453 \h </w:instrText>
             </w:r>
             <w:r>
               <w:rPr>
@@ -2734,7 +2683,7 @@
               <w:szCs w:val="28"/>
             </w:rPr>
           </w:pPr>
-          <w:hyperlink w:anchor="_Toc226375632" w:history="1">
+          <w:hyperlink w:anchor="_Toc227768454" w:history="1">
             <w:r>
               <w:rPr>
                 <w:rStyle w:val="a8"/>
@@ -2773,7 +2722,7 @@
                 <w:sz w:val="28"/>
                 <w:szCs w:val="28"/>
               </w:rPr>
-              <w:instrText xml:space="preserve"> PAGEREF _Toc226375632 \h </w:instrText>
+              <w:instrText xml:space="preserve"> PAGEREF _Toc227768454 \h </w:instrText>
             </w:r>
             <w:r>
               <w:rPr>
@@ -2829,7 +2778,7 @@
               <w:szCs w:val="28"/>
             </w:rPr>
           </w:pPr>
-          <w:hyperlink w:anchor="_Toc226375633" w:history="1">
+          <w:hyperlink w:anchor="_Toc227768455" w:history="1">
             <w:r>
               <w:rPr>
                 <w:rStyle w:val="a8"/>
@@ -2868,7 +2817,7 @@
                 <w:sz w:val="28"/>
                 <w:szCs w:val="28"/>
               </w:rPr>
-              <w:instrText xml:space="preserve"> PAGEREF _Toc226375633 \h </w:instrText>
+              <w:instrText xml:space="preserve"> PAGEREF _Toc227768455 \h </w:instrText>
             </w:r>
             <w:r>
               <w:rPr>
@@ -2898,792 +2847,6 @@
                 <w:szCs w:val="28"/>
               </w:rPr>
               <w:t>6</w:t>
-            </w:r>
-            <w:r>
-              <w:rPr>
-                <w:rFonts w:ascii="Times New Roman" w:hAnsi="Times New Roman" w:cs="Times New Roman"/>
-                <w:noProof/>
-                <w:webHidden/>
-                <w:sz w:val="28"/>
-                <w:szCs w:val="28"/>
-              </w:rPr>
-              <w:fldChar w:fldCharType="end"/>
-            </w:r>
-          </w:hyperlink>
-        </w:p>
-        <w:p>
-          <w:pPr>
-            <w:pStyle w:val="22"/>
-            <w:tabs>
-              <w:tab w:val="right" w:leader="dot" w:pos="9345"/>
-            </w:tabs>
-            <w:rPr>
-              <w:rFonts w:ascii="Times New Roman" w:hAnsi="Times New Roman" w:cs="Times New Roman"/>
-              <w:b w:val="0"/>
-              <w:bCs w:val="0"/>
-              <w:noProof/>
-              <w:sz w:val="28"/>
-              <w:szCs w:val="28"/>
-            </w:rPr>
-          </w:pPr>
-          <w:hyperlink w:anchor="_Toc226375634" w:history="1">
-            <w:r>
-              <w:rPr>
-                <w:rStyle w:val="a8"/>
-                <w:rFonts w:ascii="Times New Roman" w:eastAsia="Times New Roman" w:hAnsi="Times New Roman" w:cs="Times New Roman"/>
-                <w:noProof/>
-                <w:sz w:val="28"/>
-                <w:szCs w:val="28"/>
-              </w:rPr>
-              <w:t>2.2 Валидация CSS в «services.html»</w:t>
-            </w:r>
-            <w:r>
-              <w:rPr>
-                <w:rFonts w:ascii="Times New Roman" w:hAnsi="Times New Roman" w:cs="Times New Roman"/>
-                <w:noProof/>
-                <w:webHidden/>
-                <w:sz w:val="28"/>
-                <w:szCs w:val="28"/>
-              </w:rPr>
-              <w:tab/>
-            </w:r>
-            <w:r>
-              <w:rPr>
-                <w:rFonts w:ascii="Times New Roman" w:hAnsi="Times New Roman" w:cs="Times New Roman"/>
-                <w:noProof/>
-                <w:webHidden/>
-                <w:sz w:val="28"/>
-                <w:szCs w:val="28"/>
-              </w:rPr>
-              <w:fldChar w:fldCharType="begin"/>
-            </w:r>
-            <w:r>
-              <w:rPr>
-                <w:rFonts w:ascii="Times New Roman" w:hAnsi="Times New Roman" w:cs="Times New Roman"/>
-                <w:noProof/>
-                <w:webHidden/>
-                <w:sz w:val="28"/>
-                <w:szCs w:val="28"/>
-              </w:rPr>
-              <w:instrText xml:space="preserve"> PAGEREF _Toc226375634 \h </w:instrText>
-            </w:r>
-            <w:r>
-              <w:rPr>
-                <w:rFonts w:ascii="Times New Roman" w:hAnsi="Times New Roman" w:cs="Times New Roman"/>
-                <w:noProof/>
-                <w:webHidden/>
-                <w:sz w:val="28"/>
-                <w:szCs w:val="28"/>
-              </w:rPr>
-            </w:r>
-            <w:r>
-              <w:rPr>
-                <w:rFonts w:ascii="Times New Roman" w:hAnsi="Times New Roman" w:cs="Times New Roman"/>
-                <w:noProof/>
-                <w:webHidden/>
-                <w:sz w:val="28"/>
-                <w:szCs w:val="28"/>
-              </w:rPr>
-              <w:fldChar w:fldCharType="separate"/>
-            </w:r>
-            <w:r>
-              <w:rPr>
-                <w:rFonts w:ascii="Times New Roman" w:hAnsi="Times New Roman" w:cs="Times New Roman"/>
-                <w:noProof/>
-                <w:webHidden/>
-                <w:sz w:val="28"/>
-                <w:szCs w:val="28"/>
-              </w:rPr>
-              <w:t>6</w:t>
-            </w:r>
-            <w:r>
-              <w:rPr>
-                <w:rFonts w:ascii="Times New Roman" w:hAnsi="Times New Roman" w:cs="Times New Roman"/>
-                <w:noProof/>
-                <w:webHidden/>
-                <w:sz w:val="28"/>
-                <w:szCs w:val="28"/>
-              </w:rPr>
-              <w:fldChar w:fldCharType="end"/>
-            </w:r>
-          </w:hyperlink>
-        </w:p>
-        <w:p>
-          <w:pPr>
-            <w:pStyle w:val="32"/>
-            <w:tabs>
-              <w:tab w:val="right" w:leader="dot" w:pos="9345"/>
-            </w:tabs>
-            <w:rPr>
-              <w:rFonts w:ascii="Times New Roman" w:hAnsi="Times New Roman" w:cs="Times New Roman"/>
-              <w:noProof/>
-              <w:sz w:val="28"/>
-              <w:szCs w:val="28"/>
-            </w:rPr>
-          </w:pPr>
-          <w:hyperlink w:anchor="_Toc226375635" w:history="1">
-            <w:r>
-              <w:rPr>
-                <w:rStyle w:val="a8"/>
-                <w:rFonts w:ascii="Times New Roman" w:eastAsia="Times New Roman" w:hAnsi="Times New Roman" w:cs="Times New Roman"/>
-                <w:noProof/>
-                <w:sz w:val="28"/>
-                <w:szCs w:val="28"/>
-              </w:rPr>
-              <w:t>2.2.1 Предупреждения</w:t>
-            </w:r>
-            <w:r>
-              <w:rPr>
-                <w:rFonts w:ascii="Times New Roman" w:hAnsi="Times New Roman" w:cs="Times New Roman"/>
-                <w:noProof/>
-                <w:webHidden/>
-                <w:sz w:val="28"/>
-                <w:szCs w:val="28"/>
-              </w:rPr>
-              <w:tab/>
-            </w:r>
-            <w:r>
-              <w:rPr>
-                <w:rFonts w:ascii="Times New Roman" w:hAnsi="Times New Roman" w:cs="Times New Roman"/>
-                <w:noProof/>
-                <w:webHidden/>
-                <w:sz w:val="28"/>
-                <w:szCs w:val="28"/>
-              </w:rPr>
-              <w:fldChar w:fldCharType="begin"/>
-            </w:r>
-            <w:r>
-              <w:rPr>
-                <w:rFonts w:ascii="Times New Roman" w:hAnsi="Times New Roman" w:cs="Times New Roman"/>
-                <w:noProof/>
-                <w:webHidden/>
-                <w:sz w:val="28"/>
-                <w:szCs w:val="28"/>
-              </w:rPr>
-              <w:instrText xml:space="preserve"> PAGEREF _Toc226375635 \h </w:instrText>
-            </w:r>
-            <w:r>
-              <w:rPr>
-                <w:rFonts w:ascii="Times New Roman" w:hAnsi="Times New Roman" w:cs="Times New Roman"/>
-                <w:noProof/>
-                <w:webHidden/>
-                <w:sz w:val="28"/>
-                <w:szCs w:val="28"/>
-              </w:rPr>
-            </w:r>
-            <w:r>
-              <w:rPr>
-                <w:rFonts w:ascii="Times New Roman" w:hAnsi="Times New Roman" w:cs="Times New Roman"/>
-                <w:noProof/>
-                <w:webHidden/>
-                <w:sz w:val="28"/>
-                <w:szCs w:val="28"/>
-              </w:rPr>
-              <w:fldChar w:fldCharType="separate"/>
-            </w:r>
-            <w:r>
-              <w:rPr>
-                <w:rFonts w:ascii="Times New Roman" w:hAnsi="Times New Roman" w:cs="Times New Roman"/>
-                <w:noProof/>
-                <w:webHidden/>
-                <w:sz w:val="28"/>
-                <w:szCs w:val="28"/>
-              </w:rPr>
-              <w:t>7</w:t>
-            </w:r>
-            <w:r>
-              <w:rPr>
-                <w:rFonts w:ascii="Times New Roman" w:hAnsi="Times New Roman" w:cs="Times New Roman"/>
-                <w:noProof/>
-                <w:webHidden/>
-                <w:sz w:val="28"/>
-                <w:szCs w:val="28"/>
-              </w:rPr>
-              <w:fldChar w:fldCharType="end"/>
-            </w:r>
-          </w:hyperlink>
-        </w:p>
-        <w:p>
-          <w:pPr>
-            <w:pStyle w:val="32"/>
-            <w:tabs>
-              <w:tab w:val="right" w:leader="dot" w:pos="9345"/>
-            </w:tabs>
-            <w:rPr>
-              <w:rFonts w:ascii="Times New Roman" w:hAnsi="Times New Roman" w:cs="Times New Roman"/>
-              <w:noProof/>
-              <w:sz w:val="28"/>
-              <w:szCs w:val="28"/>
-            </w:rPr>
-          </w:pPr>
-          <w:hyperlink w:anchor="_Toc226375636" w:history="1">
-            <w:r>
-              <w:rPr>
-                <w:rStyle w:val="a8"/>
-                <w:rFonts w:ascii="Times New Roman" w:eastAsia="Times New Roman" w:hAnsi="Times New Roman" w:cs="Times New Roman"/>
-                <w:noProof/>
-                <w:sz w:val="28"/>
-                <w:szCs w:val="28"/>
-              </w:rPr>
-              <w:t>2.2.2 Ошибки</w:t>
-            </w:r>
-            <w:r>
-              <w:rPr>
-                <w:rFonts w:ascii="Times New Roman" w:hAnsi="Times New Roman" w:cs="Times New Roman"/>
-                <w:noProof/>
-                <w:webHidden/>
-                <w:sz w:val="28"/>
-                <w:szCs w:val="28"/>
-              </w:rPr>
-              <w:tab/>
-            </w:r>
-            <w:r>
-              <w:rPr>
-                <w:rFonts w:ascii="Times New Roman" w:hAnsi="Times New Roman" w:cs="Times New Roman"/>
-                <w:noProof/>
-                <w:webHidden/>
-                <w:sz w:val="28"/>
-                <w:szCs w:val="28"/>
-              </w:rPr>
-              <w:fldChar w:fldCharType="begin"/>
-            </w:r>
-            <w:r>
-              <w:rPr>
-                <w:rFonts w:ascii="Times New Roman" w:hAnsi="Times New Roman" w:cs="Times New Roman"/>
-                <w:noProof/>
-                <w:webHidden/>
-                <w:sz w:val="28"/>
-                <w:szCs w:val="28"/>
-              </w:rPr>
-              <w:instrText xml:space="preserve"> PAGEREF _Toc226375636 \h </w:instrText>
-            </w:r>
-            <w:r>
-              <w:rPr>
-                <w:rFonts w:ascii="Times New Roman" w:hAnsi="Times New Roman" w:cs="Times New Roman"/>
-                <w:noProof/>
-                <w:webHidden/>
-                <w:sz w:val="28"/>
-                <w:szCs w:val="28"/>
-              </w:rPr>
-            </w:r>
-            <w:r>
-              <w:rPr>
-                <w:rFonts w:ascii="Times New Roman" w:hAnsi="Times New Roman" w:cs="Times New Roman"/>
-                <w:noProof/>
-                <w:webHidden/>
-                <w:sz w:val="28"/>
-                <w:szCs w:val="28"/>
-              </w:rPr>
-              <w:fldChar w:fldCharType="separate"/>
-            </w:r>
-            <w:r>
-              <w:rPr>
-                <w:rFonts w:ascii="Times New Roman" w:hAnsi="Times New Roman" w:cs="Times New Roman"/>
-                <w:noProof/>
-                <w:webHidden/>
-                <w:sz w:val="28"/>
-                <w:szCs w:val="28"/>
-              </w:rPr>
-              <w:t>7</w:t>
-            </w:r>
-            <w:r>
-              <w:rPr>
-                <w:rFonts w:ascii="Times New Roman" w:hAnsi="Times New Roman" w:cs="Times New Roman"/>
-                <w:noProof/>
-                <w:webHidden/>
-                <w:sz w:val="28"/>
-                <w:szCs w:val="28"/>
-              </w:rPr>
-              <w:fldChar w:fldCharType="end"/>
-            </w:r>
-          </w:hyperlink>
-        </w:p>
-        <w:p>
-          <w:pPr>
-            <w:pStyle w:val="32"/>
-            <w:tabs>
-              <w:tab w:val="right" w:leader="dot" w:pos="9345"/>
-            </w:tabs>
-            <w:rPr>
-              <w:rFonts w:ascii="Times New Roman" w:hAnsi="Times New Roman" w:cs="Times New Roman"/>
-              <w:noProof/>
-              <w:sz w:val="28"/>
-              <w:szCs w:val="28"/>
-            </w:rPr>
-          </w:pPr>
-          <w:hyperlink w:anchor="_Toc226375637" w:history="1">
-            <w:r>
-              <w:rPr>
-                <w:rStyle w:val="a8"/>
-                <w:rFonts w:ascii="Times New Roman" w:eastAsia="Times New Roman" w:hAnsi="Times New Roman" w:cs="Times New Roman"/>
-                <w:noProof/>
-                <w:sz w:val="28"/>
-                <w:szCs w:val="28"/>
-              </w:rPr>
-              <w:t>2.2.3 Критические ошибки</w:t>
-            </w:r>
-            <w:r>
-              <w:rPr>
-                <w:rFonts w:ascii="Times New Roman" w:hAnsi="Times New Roman" w:cs="Times New Roman"/>
-                <w:noProof/>
-                <w:webHidden/>
-                <w:sz w:val="28"/>
-                <w:szCs w:val="28"/>
-              </w:rPr>
-              <w:tab/>
-            </w:r>
-            <w:r>
-              <w:rPr>
-                <w:rFonts w:ascii="Times New Roman" w:hAnsi="Times New Roman" w:cs="Times New Roman"/>
-                <w:noProof/>
-                <w:webHidden/>
-                <w:sz w:val="28"/>
-                <w:szCs w:val="28"/>
-              </w:rPr>
-              <w:fldChar w:fldCharType="begin"/>
-            </w:r>
-            <w:r>
-              <w:rPr>
-                <w:rFonts w:ascii="Times New Roman" w:hAnsi="Times New Roman" w:cs="Times New Roman"/>
-                <w:noProof/>
-                <w:webHidden/>
-                <w:sz w:val="28"/>
-                <w:szCs w:val="28"/>
-              </w:rPr>
-              <w:instrText xml:space="preserve"> PAGEREF _Toc226375637 \h </w:instrText>
-            </w:r>
-            <w:r>
-              <w:rPr>
-                <w:rFonts w:ascii="Times New Roman" w:hAnsi="Times New Roman" w:cs="Times New Roman"/>
-                <w:noProof/>
-                <w:webHidden/>
-                <w:sz w:val="28"/>
-                <w:szCs w:val="28"/>
-              </w:rPr>
-            </w:r>
-            <w:r>
-              <w:rPr>
-                <w:rFonts w:ascii="Times New Roman" w:hAnsi="Times New Roman" w:cs="Times New Roman"/>
-                <w:noProof/>
-                <w:webHidden/>
-                <w:sz w:val="28"/>
-                <w:szCs w:val="28"/>
-              </w:rPr>
-              <w:fldChar w:fldCharType="separate"/>
-            </w:r>
-            <w:r>
-              <w:rPr>
-                <w:rFonts w:ascii="Times New Roman" w:hAnsi="Times New Roman" w:cs="Times New Roman"/>
-                <w:noProof/>
-                <w:webHidden/>
-                <w:sz w:val="28"/>
-                <w:szCs w:val="28"/>
-              </w:rPr>
-              <w:t>7</w:t>
-            </w:r>
-            <w:r>
-              <w:rPr>
-                <w:rFonts w:ascii="Times New Roman" w:hAnsi="Times New Roman" w:cs="Times New Roman"/>
-                <w:noProof/>
-                <w:webHidden/>
-                <w:sz w:val="28"/>
-                <w:szCs w:val="28"/>
-              </w:rPr>
-              <w:fldChar w:fldCharType="end"/>
-            </w:r>
-          </w:hyperlink>
-        </w:p>
-        <w:p>
-          <w:pPr>
-            <w:pStyle w:val="22"/>
-            <w:tabs>
-              <w:tab w:val="left" w:pos="960"/>
-              <w:tab w:val="right" w:leader="dot" w:pos="9345"/>
-            </w:tabs>
-            <w:rPr>
-              <w:rFonts w:ascii="Times New Roman" w:hAnsi="Times New Roman" w:cs="Times New Roman"/>
-              <w:b w:val="0"/>
-              <w:bCs w:val="0"/>
-              <w:noProof/>
-              <w:sz w:val="28"/>
-              <w:szCs w:val="28"/>
-            </w:rPr>
-          </w:pPr>
-          <w:hyperlink w:anchor="_Toc226375638" w:history="1">
-            <w:r>
-              <w:rPr>
-                <w:rStyle w:val="a8"/>
-                <w:rFonts w:ascii="Times New Roman" w:hAnsi="Times New Roman" w:cs="Times New Roman"/>
-                <w:noProof/>
-                <w:sz w:val="28"/>
-                <w:szCs w:val="28"/>
-              </w:rPr>
-              <w:t>2.2</w:t>
-            </w:r>
-            <w:r>
-              <w:rPr>
-                <w:rFonts w:ascii="Times New Roman" w:hAnsi="Times New Roman" w:cs="Times New Roman"/>
-                <w:b w:val="0"/>
-                <w:bCs w:val="0"/>
-                <w:noProof/>
-                <w:sz w:val="28"/>
-                <w:szCs w:val="28"/>
-              </w:rPr>
-              <w:tab/>
-            </w:r>
-            <w:r>
-              <w:rPr>
-                <w:rStyle w:val="a8"/>
-                <w:rFonts w:ascii="Times New Roman" w:hAnsi="Times New Roman" w:cs="Times New Roman"/>
-                <w:noProof/>
-                <w:sz w:val="28"/>
-                <w:szCs w:val="28"/>
-              </w:rPr>
-              <w:t>Валидация CSS в «sign_up.html»</w:t>
-            </w:r>
-            <w:r>
-              <w:rPr>
-                <w:rFonts w:ascii="Times New Roman" w:hAnsi="Times New Roman" w:cs="Times New Roman"/>
-                <w:noProof/>
-                <w:webHidden/>
-                <w:sz w:val="28"/>
-                <w:szCs w:val="28"/>
-              </w:rPr>
-              <w:tab/>
-            </w:r>
-            <w:r>
-              <w:rPr>
-                <w:rFonts w:ascii="Times New Roman" w:hAnsi="Times New Roman" w:cs="Times New Roman"/>
-                <w:noProof/>
-                <w:webHidden/>
-                <w:sz w:val="28"/>
-                <w:szCs w:val="28"/>
-              </w:rPr>
-              <w:fldChar w:fldCharType="begin"/>
-            </w:r>
-            <w:r>
-              <w:rPr>
-                <w:rFonts w:ascii="Times New Roman" w:hAnsi="Times New Roman" w:cs="Times New Roman"/>
-                <w:noProof/>
-                <w:webHidden/>
-                <w:sz w:val="28"/>
-                <w:szCs w:val="28"/>
-              </w:rPr>
-              <w:instrText xml:space="preserve"> PAGEREF _Toc226375638 \h </w:instrText>
-            </w:r>
-            <w:r>
-              <w:rPr>
-                <w:rFonts w:ascii="Times New Roman" w:hAnsi="Times New Roman" w:cs="Times New Roman"/>
-                <w:noProof/>
-                <w:webHidden/>
-                <w:sz w:val="28"/>
-                <w:szCs w:val="28"/>
-              </w:rPr>
-            </w:r>
-            <w:r>
-              <w:rPr>
-                <w:rFonts w:ascii="Times New Roman" w:hAnsi="Times New Roman" w:cs="Times New Roman"/>
-                <w:noProof/>
-                <w:webHidden/>
-                <w:sz w:val="28"/>
-                <w:szCs w:val="28"/>
-              </w:rPr>
-              <w:fldChar w:fldCharType="separate"/>
-            </w:r>
-            <w:r>
-              <w:rPr>
-                <w:rFonts w:ascii="Times New Roman" w:hAnsi="Times New Roman" w:cs="Times New Roman"/>
-                <w:noProof/>
-                <w:webHidden/>
-                <w:sz w:val="28"/>
-                <w:szCs w:val="28"/>
-              </w:rPr>
-              <w:t>7</w:t>
-            </w:r>
-            <w:r>
-              <w:rPr>
-                <w:rFonts w:ascii="Times New Roman" w:hAnsi="Times New Roman" w:cs="Times New Roman"/>
-                <w:noProof/>
-                <w:webHidden/>
-                <w:sz w:val="28"/>
-                <w:szCs w:val="28"/>
-              </w:rPr>
-              <w:fldChar w:fldCharType="end"/>
-            </w:r>
-          </w:hyperlink>
-        </w:p>
-        <w:p>
-          <w:pPr>
-            <w:pStyle w:val="32"/>
-            <w:tabs>
-              <w:tab w:val="right" w:leader="dot" w:pos="9345"/>
-            </w:tabs>
-            <w:rPr>
-              <w:rFonts w:ascii="Times New Roman" w:hAnsi="Times New Roman" w:cs="Times New Roman"/>
-              <w:noProof/>
-              <w:sz w:val="28"/>
-              <w:szCs w:val="28"/>
-            </w:rPr>
-          </w:pPr>
-          <w:hyperlink w:anchor="_Toc226375639" w:history="1">
-            <w:r>
-              <w:rPr>
-                <w:rStyle w:val="a8"/>
-                <w:rFonts w:ascii="Times New Roman" w:hAnsi="Times New Roman" w:cs="Times New Roman"/>
-                <w:noProof/>
-                <w:sz w:val="28"/>
-                <w:szCs w:val="28"/>
-              </w:rPr>
-              <w:t>2.3.1 Предупреждения</w:t>
-            </w:r>
-            <w:r>
-              <w:rPr>
-                <w:rFonts w:ascii="Times New Roman" w:hAnsi="Times New Roman" w:cs="Times New Roman"/>
-                <w:noProof/>
-                <w:webHidden/>
-                <w:sz w:val="28"/>
-                <w:szCs w:val="28"/>
-              </w:rPr>
-              <w:tab/>
-            </w:r>
-            <w:r>
-              <w:rPr>
-                <w:rFonts w:ascii="Times New Roman" w:hAnsi="Times New Roman" w:cs="Times New Roman"/>
-                <w:noProof/>
-                <w:webHidden/>
-                <w:sz w:val="28"/>
-                <w:szCs w:val="28"/>
-              </w:rPr>
-              <w:fldChar w:fldCharType="begin"/>
-            </w:r>
-            <w:r>
-              <w:rPr>
-                <w:rFonts w:ascii="Times New Roman" w:hAnsi="Times New Roman" w:cs="Times New Roman"/>
-                <w:noProof/>
-                <w:webHidden/>
-                <w:sz w:val="28"/>
-                <w:szCs w:val="28"/>
-              </w:rPr>
-              <w:instrText xml:space="preserve"> PAGEREF _Toc226375639 \h </w:instrText>
-            </w:r>
-            <w:r>
-              <w:rPr>
-                <w:rFonts w:ascii="Times New Roman" w:hAnsi="Times New Roman" w:cs="Times New Roman"/>
-                <w:noProof/>
-                <w:webHidden/>
-                <w:sz w:val="28"/>
-                <w:szCs w:val="28"/>
-              </w:rPr>
-            </w:r>
-            <w:r>
-              <w:rPr>
-                <w:rFonts w:ascii="Times New Roman" w:hAnsi="Times New Roman" w:cs="Times New Roman"/>
-                <w:noProof/>
-                <w:webHidden/>
-                <w:sz w:val="28"/>
-                <w:szCs w:val="28"/>
-              </w:rPr>
-              <w:fldChar w:fldCharType="separate"/>
-            </w:r>
-            <w:r>
-              <w:rPr>
-                <w:rFonts w:ascii="Times New Roman" w:hAnsi="Times New Roman" w:cs="Times New Roman"/>
-                <w:noProof/>
-                <w:webHidden/>
-                <w:sz w:val="28"/>
-                <w:szCs w:val="28"/>
-              </w:rPr>
-              <w:t>7</w:t>
-            </w:r>
-            <w:r>
-              <w:rPr>
-                <w:rFonts w:ascii="Times New Roman" w:hAnsi="Times New Roman" w:cs="Times New Roman"/>
-                <w:noProof/>
-                <w:webHidden/>
-                <w:sz w:val="28"/>
-                <w:szCs w:val="28"/>
-              </w:rPr>
-              <w:fldChar w:fldCharType="end"/>
-            </w:r>
-          </w:hyperlink>
-        </w:p>
-        <w:p>
-          <w:pPr>
-            <w:pStyle w:val="32"/>
-            <w:tabs>
-              <w:tab w:val="right" w:leader="dot" w:pos="9345"/>
-            </w:tabs>
-            <w:rPr>
-              <w:rFonts w:ascii="Times New Roman" w:hAnsi="Times New Roman" w:cs="Times New Roman"/>
-              <w:noProof/>
-              <w:sz w:val="28"/>
-              <w:szCs w:val="28"/>
-            </w:rPr>
-          </w:pPr>
-          <w:hyperlink w:anchor="_Toc226375640" w:history="1">
-            <w:r>
-              <w:rPr>
-                <w:rStyle w:val="a8"/>
-                <w:rFonts w:ascii="Times New Roman" w:hAnsi="Times New Roman" w:cs="Times New Roman"/>
-                <w:noProof/>
-                <w:sz w:val="28"/>
-                <w:szCs w:val="28"/>
-              </w:rPr>
-              <w:t>2.3.2 Ошибки</w:t>
-            </w:r>
-            <w:r>
-              <w:rPr>
-                <w:rFonts w:ascii="Times New Roman" w:hAnsi="Times New Roman" w:cs="Times New Roman"/>
-                <w:noProof/>
-                <w:webHidden/>
-                <w:sz w:val="28"/>
-                <w:szCs w:val="28"/>
-              </w:rPr>
-              <w:tab/>
-            </w:r>
-            <w:r>
-              <w:rPr>
-                <w:rFonts w:ascii="Times New Roman" w:hAnsi="Times New Roman" w:cs="Times New Roman"/>
-                <w:noProof/>
-                <w:webHidden/>
-                <w:sz w:val="28"/>
-                <w:szCs w:val="28"/>
-              </w:rPr>
-              <w:fldChar w:fldCharType="begin"/>
-            </w:r>
-            <w:r>
-              <w:rPr>
-                <w:rFonts w:ascii="Times New Roman" w:hAnsi="Times New Roman" w:cs="Times New Roman"/>
-                <w:noProof/>
-                <w:webHidden/>
-                <w:sz w:val="28"/>
-                <w:szCs w:val="28"/>
-              </w:rPr>
-              <w:instrText xml:space="preserve"> PAGEREF _Toc226375640 \h </w:instrText>
-            </w:r>
-            <w:r>
-              <w:rPr>
-                <w:rFonts w:ascii="Times New Roman" w:hAnsi="Times New Roman" w:cs="Times New Roman"/>
-                <w:noProof/>
-                <w:webHidden/>
-                <w:sz w:val="28"/>
-                <w:szCs w:val="28"/>
-              </w:rPr>
-            </w:r>
-            <w:r>
-              <w:rPr>
-                <w:rFonts w:ascii="Times New Roman" w:hAnsi="Times New Roman" w:cs="Times New Roman"/>
-                <w:noProof/>
-                <w:webHidden/>
-                <w:sz w:val="28"/>
-                <w:szCs w:val="28"/>
-              </w:rPr>
-              <w:fldChar w:fldCharType="separate"/>
-            </w:r>
-            <w:r>
-              <w:rPr>
-                <w:rFonts w:ascii="Times New Roman" w:hAnsi="Times New Roman" w:cs="Times New Roman"/>
-                <w:noProof/>
-                <w:webHidden/>
-                <w:sz w:val="28"/>
-                <w:szCs w:val="28"/>
-              </w:rPr>
-              <w:t>7</w:t>
-            </w:r>
-            <w:r>
-              <w:rPr>
-                <w:rFonts w:ascii="Times New Roman" w:hAnsi="Times New Roman" w:cs="Times New Roman"/>
-                <w:noProof/>
-                <w:webHidden/>
-                <w:sz w:val="28"/>
-                <w:szCs w:val="28"/>
-              </w:rPr>
-              <w:fldChar w:fldCharType="end"/>
-            </w:r>
-          </w:hyperlink>
-        </w:p>
-        <w:p>
-          <w:pPr>
-            <w:pStyle w:val="32"/>
-            <w:tabs>
-              <w:tab w:val="right" w:leader="dot" w:pos="9345"/>
-            </w:tabs>
-            <w:rPr>
-              <w:rFonts w:ascii="Times New Roman" w:hAnsi="Times New Roman" w:cs="Times New Roman"/>
-              <w:noProof/>
-              <w:sz w:val="28"/>
-              <w:szCs w:val="28"/>
-            </w:rPr>
-          </w:pPr>
-          <w:hyperlink w:anchor="_Toc226375641" w:history="1">
-            <w:r>
-              <w:rPr>
-                <w:rStyle w:val="a8"/>
-                <w:rFonts w:ascii="Times New Roman" w:hAnsi="Times New Roman" w:cs="Times New Roman"/>
-                <w:noProof/>
-                <w:sz w:val="28"/>
-                <w:szCs w:val="28"/>
-              </w:rPr>
-              <w:t>2.3.3 Критические ошибки</w:t>
-            </w:r>
-            <w:r>
-              <w:rPr>
-                <w:rFonts w:ascii="Times New Roman" w:hAnsi="Times New Roman" w:cs="Times New Roman"/>
-                <w:noProof/>
-                <w:webHidden/>
-                <w:sz w:val="28"/>
-                <w:szCs w:val="28"/>
-              </w:rPr>
-              <w:tab/>
-            </w:r>
-            <w:r>
-              <w:rPr>
-                <w:rFonts w:ascii="Times New Roman" w:hAnsi="Times New Roman" w:cs="Times New Roman"/>
-                <w:noProof/>
-                <w:webHidden/>
-                <w:sz w:val="28"/>
-                <w:szCs w:val="28"/>
-              </w:rPr>
-              <w:fldChar w:fldCharType="begin"/>
-            </w:r>
-            <w:r>
-              <w:rPr>
-                <w:rFonts w:ascii="Times New Roman" w:hAnsi="Times New Roman" w:cs="Times New Roman"/>
-                <w:noProof/>
-                <w:webHidden/>
-                <w:sz w:val="28"/>
-                <w:szCs w:val="28"/>
-              </w:rPr>
-              <w:instrText xml:space="preserve"> PAGEREF _Toc226375641 \h </w:instrText>
-            </w:r>
-            <w:r>
-              <w:rPr>
-                <w:rFonts w:ascii="Times New Roman" w:hAnsi="Times New Roman" w:cs="Times New Roman"/>
-                <w:noProof/>
-                <w:webHidden/>
-                <w:sz w:val="28"/>
-                <w:szCs w:val="28"/>
-              </w:rPr>
-            </w:r>
-            <w:r>
-              <w:rPr>
-                <w:rFonts w:ascii="Times New Roman" w:hAnsi="Times New Roman" w:cs="Times New Roman"/>
-                <w:noProof/>
-                <w:webHidden/>
-                <w:sz w:val="28"/>
-                <w:szCs w:val="28"/>
-              </w:rPr>
-              <w:fldChar w:fldCharType="separate"/>
-            </w:r>
-            <w:r>
-              <w:rPr>
-                <w:rFonts w:ascii="Times New Roman" w:hAnsi="Times New Roman" w:cs="Times New Roman"/>
-                <w:noProof/>
-                <w:webHidden/>
-                <w:sz w:val="28"/>
-                <w:szCs w:val="28"/>
-              </w:rPr>
-              <w:t>7</w:t>
             </w:r>
             <w:r>
               <w:rPr>
@@ -3738,7 +2901,7 @@
           <w:rFonts w:eastAsia="Times New Roman"/>
         </w:rPr>
       </w:pPr>
-      <w:bookmarkStart w:id="1" w:name="_Toc226375616"/>
+      <w:bookmarkStart w:id="1" w:name="_Toc227768439"/>
       <w:r>
         <w:rPr>
           <w:rFonts w:eastAsia="Times New Roman"/>
@@ -3769,7 +2932,7 @@
           <w:rFonts w:eastAsia="Times New Roman"/>
         </w:rPr>
       </w:pPr>
-      <w:bookmarkStart w:id="2" w:name="_Toc226375617"/>
+      <w:bookmarkStart w:id="2" w:name="_Toc227768440"/>
       <w:r>
         <w:rPr>
           <w:rFonts w:eastAsia="Times New Roman"/>
@@ -3780,8 +2943,154 @@
     </w:p>
     <w:p>
       <w:pPr>
+        <w:pStyle w:val="af0"/>
+        <w:rPr>
+          <w:rFonts w:eastAsia="Times New Roman"/>
+        </w:rPr>
+      </w:pPr>
+      <w:r>
+        <w:rPr>
+          <w:rFonts w:eastAsia="Times New Roman"/>
+        </w:rPr>
+        <w:t>И</w:t>
+      </w:r>
+      <w:r>
+        <w:rPr>
+          <w:rFonts w:eastAsia="Times New Roman"/>
+        </w:rPr>
+        <w:t xml:space="preserve">тог проверки на валидность файла </w:t>
+      </w:r>
+      <w:r>
+        <w:rPr>
+          <w:rFonts w:eastAsia="Times New Roman"/>
+          <w:lang w:val="en-US"/>
+        </w:rPr>
+        <w:t>index</w:t>
+      </w:r>
+      <w:r>
+        <w:rPr>
+          <w:rFonts w:eastAsia="Times New Roman"/>
+        </w:rPr>
+        <w:t>.</w:t>
+      </w:r>
+      <w:r>
+        <w:rPr>
+          <w:rFonts w:eastAsia="Times New Roman"/>
+          <w:lang w:val="en-US"/>
+        </w:rPr>
+        <w:t>html</w:t>
+      </w:r>
+      <w:r>
+        <w:rPr>
+          <w:rFonts w:eastAsia="Times New Roman"/>
+        </w:rPr>
+        <w:t xml:space="preserve"> представлен на рисунке </w:t>
+      </w:r>
+      <w:r>
+        <w:rPr>
+          <w:rFonts w:eastAsia="Times New Roman"/>
+        </w:rPr>
+        <w:t>1</w:t>
+      </w:r>
+      <w:r>
+        <w:rPr>
+          <w:rFonts w:eastAsia="Times New Roman"/>
+        </w:rPr>
+        <w:t>.</w:t>
+      </w:r>
+    </w:p>
+    <w:p>
+      <w:pPr>
         <w:pStyle w:val="21"/>
-        <w:ind w:left="709" w:firstLine="0"/>
+        <w:ind w:firstLine="0"/>
+        <w:jc w:val="center"/>
+        <w:rPr>
+          <w:rFonts w:eastAsia="Times New Roman"/>
+        </w:rPr>
+      </w:pPr>
+      <w:r>
+        <w:rPr>
+          <w:rFonts w:eastAsia="Times New Roman"/>
+        </w:rPr>
+        <w:drawing>
+          <wp:inline distT="0" distB="0" distL="0" distR="0" wp14:anchorId="4AD46F49" wp14:editId="29C830DA">
+            <wp:extent cx="5940425" cy="1329055"/>
+            <wp:effectExtent l="0" t="0" r="3175" b="4445"/>
+            <wp:docPr id="1" name="Рисунок 1"/>
+            <wp:cNvGraphicFramePr>
+              <a:graphicFrameLocks xmlns:a="http://schemas.openxmlformats.org/drawingml/2006/main" noChangeAspect="1"/>
+            </wp:cNvGraphicFramePr>
+            <a:graphic xmlns:a="http://schemas.openxmlformats.org/drawingml/2006/main">
+              <a:graphicData uri="http://schemas.openxmlformats.org/drawingml/2006/picture">
+                <pic:pic xmlns:pic="http://schemas.openxmlformats.org/drawingml/2006/picture">
+                  <pic:nvPicPr>
+                    <pic:cNvPr id="1" name=""/>
+                    <pic:cNvPicPr/>
+                  </pic:nvPicPr>
+                  <pic:blipFill>
+                    <a:blip r:embed="rId6"/>
+                    <a:stretch>
+                      <a:fillRect/>
+                    </a:stretch>
+                  </pic:blipFill>
+                  <pic:spPr>
+                    <a:xfrm>
+                      <a:off x="0" y="0"/>
+                      <a:ext cx="5940425" cy="1329055"/>
+                    </a:xfrm>
+                    <a:prstGeom prst="rect">
+                      <a:avLst/>
+                    </a:prstGeom>
+                  </pic:spPr>
+                </pic:pic>
+              </a:graphicData>
+            </a:graphic>
+          </wp:inline>
+        </w:drawing>
+      </w:r>
+    </w:p>
+    <w:p>
+      <w:pPr>
+        <w:pStyle w:val="af0"/>
+        <w:ind w:firstLine="0"/>
+        <w:jc w:val="center"/>
+        <w:rPr>
+          <w:rFonts w:eastAsia="Times New Roman"/>
+          <w:lang w:val="en-US"/>
+        </w:rPr>
+      </w:pPr>
+      <w:r>
+        <w:rPr>
+          <w:rFonts w:eastAsia="Times New Roman"/>
+        </w:rPr>
+        <w:t xml:space="preserve">Рисунок 1 – итог проверки на валидность файла </w:t>
+      </w:r>
+      <w:r>
+        <w:rPr>
+          <w:rFonts w:eastAsia="Times New Roman"/>
+          <w:lang w:val="en-US"/>
+        </w:rPr>
+        <w:t>index</w:t>
+      </w:r>
+      <w:r>
+        <w:rPr>
+          <w:rFonts w:eastAsia="Times New Roman"/>
+        </w:rPr>
+        <w:t>.</w:t>
+      </w:r>
+      <w:r>
+        <w:rPr>
+          <w:rFonts w:eastAsia="Times New Roman"/>
+          <w:lang w:val="en-US"/>
+        </w:rPr>
+        <w:t>html</w:t>
+      </w:r>
+    </w:p>
+    <w:p>
+      <w:pPr>
+        <w:pStyle w:val="af0"/>
+        <w:ind w:firstLine="0"/>
+        <w:jc w:val="center"/>
         <w:rPr>
           <w:rFonts w:eastAsia="Times New Roman"/>
         </w:rPr>
@@ -3799,7 +3108,7 @@
           <w:rFonts w:eastAsia="Times New Roman"/>
         </w:rPr>
       </w:pPr>
-      <w:bookmarkStart w:id="3" w:name="_Toc226375618"/>
+      <w:bookmarkStart w:id="3" w:name="_Toc227768441"/>
       <w:r>
         <w:rPr>
           <w:rFonts w:eastAsia="Times New Roman"/>
@@ -3891,14 +3200,6 @@
         </w:rPr>
         <w:t xml:space="preserve"> кодировки и адаптивности.</w:t>
       </w:r>
-    </w:p>
-    <w:p>
-      <w:pPr>
-        <w:pStyle w:val="af0"/>
-        <w:rPr>
-          <w:rFonts w:eastAsia="Times New Roman"/>
-        </w:rPr>
-      </w:pPr>
     </w:p>
     <w:p>
       <w:pPr>
@@ -3908,7 +3209,7 @@
           <w:rFonts w:eastAsia="Times New Roman"/>
         </w:rPr>
       </w:pPr>
-      <w:bookmarkStart w:id="4" w:name="_Toc226375619"/>
+      <w:bookmarkStart w:id="4" w:name="_Toc227768442"/>
       <w:r>
         <w:rPr>
           <w:rFonts w:eastAsia="Times New Roman"/>
@@ -4102,7 +3403,7 @@
           <w:rFonts w:eastAsia="Times New Roman"/>
         </w:rPr>
       </w:pPr>
-      <w:bookmarkStart w:id="5" w:name="_Toc226375620"/>
+      <w:bookmarkStart w:id="5" w:name="_Toc227768443"/>
       <w:r>
         <w:rPr>
           <w:rFonts w:eastAsia="Times New Roman"/>
@@ -4122,6 +3423,7 @@
         <w:rPr>
           <w:rFonts w:eastAsia="Times New Roman"/>
         </w:rPr>
+        <w:lastRenderedPageBreak/>
         <w:t>Критические ошибки отсутствуют. Документ корректно отображается в браузере и не содержит нарушений, препятствующих загрузке страницы.</w:t>
       </w:r>
     </w:p>
@@ -4142,11 +3444,161 @@
         </w:numPr>
         <w:outlineLvl w:val="1"/>
       </w:pPr>
-      <w:bookmarkStart w:id="6" w:name="_Toc226375621"/>
+      <w:bookmarkStart w:id="6" w:name="_Toc227768444"/>
       <w:r>
         <w:t>Валидация «services.html»</w:t>
       </w:r>
       <w:bookmarkEnd w:id="6"/>
+    </w:p>
+    <w:p>
+      <w:pPr>
+        <w:pStyle w:val="af0"/>
+        <w:rPr>
+          <w:rFonts w:eastAsia="Times New Roman"/>
+        </w:rPr>
+      </w:pPr>
+      <w:r>
+        <w:rPr>
+          <w:rFonts w:eastAsia="Times New Roman"/>
+        </w:rPr>
+        <w:t xml:space="preserve">Итог проверки на валидность файла </w:t>
+      </w:r>
+      <w:r>
+        <w:rPr>
+          <w:rFonts w:eastAsia="Times New Roman"/>
+          <w:lang w:val="en-US"/>
+        </w:rPr>
+        <w:t>services</w:t>
+      </w:r>
+      <w:r>
+        <w:rPr>
+          <w:rFonts w:eastAsia="Times New Roman"/>
+        </w:rPr>
+        <w:t>.</w:t>
+      </w:r>
+      <w:r>
+        <w:rPr>
+          <w:rFonts w:eastAsia="Times New Roman"/>
+          <w:lang w:val="en-US"/>
+        </w:rPr>
+        <w:t>html</w:t>
+      </w:r>
+      <w:r>
+        <w:rPr>
+          <w:rFonts w:eastAsia="Times New Roman"/>
+        </w:rPr>
+        <w:t xml:space="preserve"> представлен на рисунке </w:t>
+      </w:r>
+      <w:r>
+        <w:rPr>
+          <w:rFonts w:eastAsia="Times New Roman"/>
+        </w:rPr>
+        <w:t>2</w:t>
+      </w:r>
+      <w:r>
+        <w:rPr>
+          <w:rFonts w:eastAsia="Times New Roman"/>
+        </w:rPr>
+        <w:t>.</w:t>
+      </w:r>
+    </w:p>
+    <w:p>
+      <w:pPr>
+        <w:pStyle w:val="21"/>
+        <w:ind w:firstLine="0"/>
+        <w:jc w:val="center"/>
+        <w:rPr>
+          <w:rFonts w:eastAsia="Times New Roman"/>
+        </w:rPr>
+      </w:pPr>
+      <w:r>
+        <w:rPr>
+          <w:rFonts w:eastAsia="Times New Roman"/>
+        </w:rPr>
+        <w:drawing>
+          <wp:inline distT="0" distB="0" distL="0" distR="0" wp14:anchorId="58508E98" wp14:editId="50088484">
+            <wp:extent cx="5940425" cy="1345565"/>
+            <wp:effectExtent l="0" t="0" r="3175" b="6985"/>
+            <wp:docPr id="3" name="Рисунок 3"/>
+            <wp:cNvGraphicFramePr>
+              <a:graphicFrameLocks xmlns:a="http://schemas.openxmlformats.org/drawingml/2006/main" noChangeAspect="1"/>
+            </wp:cNvGraphicFramePr>
+            <a:graphic xmlns:a="http://schemas.openxmlformats.org/drawingml/2006/main">
+              <a:graphicData uri="http://schemas.openxmlformats.org/drawingml/2006/picture">
+                <pic:pic xmlns:pic="http://schemas.openxmlformats.org/drawingml/2006/picture">
+                  <pic:nvPicPr>
+                    <pic:cNvPr id="1" name=""/>
+                    <pic:cNvPicPr/>
+                  </pic:nvPicPr>
+                  <pic:blipFill>
+                    <a:blip r:embed="rId7"/>
+                    <a:stretch>
+                      <a:fillRect/>
+                    </a:stretch>
+                  </pic:blipFill>
+                  <pic:spPr>
+                    <a:xfrm>
+                      <a:off x="0" y="0"/>
+                      <a:ext cx="5940425" cy="1345565"/>
+                    </a:xfrm>
+                    <a:prstGeom prst="rect">
+                      <a:avLst/>
+                    </a:prstGeom>
+                  </pic:spPr>
+                </pic:pic>
+              </a:graphicData>
+            </a:graphic>
+          </wp:inline>
+        </w:drawing>
+      </w:r>
+    </w:p>
+    <w:p>
+      <w:pPr>
+        <w:pStyle w:val="af0"/>
+        <w:ind w:firstLine="0"/>
+        <w:jc w:val="center"/>
+        <w:rPr>
+          <w:rFonts w:eastAsia="Times New Roman"/>
+        </w:rPr>
+      </w:pPr>
+      <w:r>
+        <w:rPr>
+          <w:rFonts w:eastAsia="Times New Roman"/>
+        </w:rPr>
+        <w:t xml:space="preserve">Рисунок </w:t>
+      </w:r>
+      <w:r>
+        <w:rPr>
+          <w:rFonts w:eastAsia="Times New Roman"/>
+        </w:rPr>
+        <w:t>2</w:t>
+      </w:r>
+      <w:r>
+        <w:rPr>
+          <w:rFonts w:eastAsia="Times New Roman"/>
+        </w:rPr>
+        <w:t xml:space="preserve"> – итог проверки на валидность файла </w:t>
+      </w:r>
+      <w:r>
+        <w:rPr>
+          <w:rFonts w:eastAsia="Times New Roman"/>
+          <w:lang w:val="en-US"/>
+        </w:rPr>
+        <w:t>services</w:t>
+      </w:r>
+      <w:r>
+        <w:rPr>
+          <w:rFonts w:eastAsia="Times New Roman"/>
+        </w:rPr>
+        <w:t>.</w:t>
+      </w:r>
+      <w:r>
+        <w:rPr>
+          <w:rFonts w:eastAsia="Times New Roman"/>
+          <w:lang w:val="en-US"/>
+        </w:rPr>
+        <w:t>html</w:t>
+      </w:r>
     </w:p>
     <w:p>
       <w:pPr>
@@ -4164,9 +3616,8 @@
         <w:pStyle w:val="21"/>
         <w:outlineLvl w:val="2"/>
       </w:pPr>
-      <w:bookmarkStart w:id="7" w:name="_Toc226375622"/>
-      <w:r>
-        <w:lastRenderedPageBreak/>
+      <w:bookmarkStart w:id="7" w:name="_Toc227768445"/>
+      <w:r>
         <w:t>1.2.1 Предупреждения</w:t>
       </w:r>
       <w:bookmarkEnd w:id="7"/>
@@ -4176,15 +3627,55 @@
         <w:pStyle w:val="af0"/>
       </w:pPr>
       <w:r>
-        <w:t xml:space="preserve">HTML-документ в целом соответствует стандартам HTML5. Используется корректная структура документа, присутствуют основные теги и </w:t>
+        <w:t xml:space="preserve">В ходе проверки HTML-документа с использованием сервиса W3C </w:t>
       </w:r>
       <w:proofErr w:type="spellStart"/>
       <w:r>
-        <w:t>метаописания</w:t>
+        <w:t>Markup</w:t>
       </w:r>
       <w:proofErr w:type="spellEnd"/>
       <w:r>
-        <w:t>.</w:t>
+        <w:t xml:space="preserve"> </w:t>
+      </w:r>
+      <w:proofErr w:type="spellStart"/>
+      <w:r>
+        <w:t>Validation</w:t>
+      </w:r>
+      <w:proofErr w:type="spellEnd"/>
+      <w:r>
+        <w:t xml:space="preserve"> </w:t>
+      </w:r>
+      <w:proofErr w:type="spellStart"/>
+      <w:r>
+        <w:t>Service</w:t>
+      </w:r>
+      <w:proofErr w:type="spellEnd"/>
+      <w:r>
+        <w:t xml:space="preserve"> были выявлены предупреждения следующего типа: “</w:t>
+      </w:r>
+      <w:proofErr w:type="spellStart"/>
+      <w:r>
+        <w:t>Article</w:t>
+      </w:r>
+      <w:proofErr w:type="spellEnd"/>
+      <w:r>
+        <w:t xml:space="preserve"> </w:t>
+      </w:r>
+      <w:proofErr w:type="spellStart"/>
+      <w:r>
+        <w:t>lacks</w:t>
+      </w:r>
+      <w:proofErr w:type="spellEnd"/>
+      <w:r>
+        <w:t xml:space="preserve"> </w:t>
+      </w:r>
+      <w:proofErr w:type="spellStart"/>
+      <w:r>
+        <w:t>heading</w:t>
+      </w:r>
+      <w:proofErr w:type="spellEnd"/>
+      <w:r>
+        <w:t>”.</w:t>
       </w:r>
     </w:p>
     <w:p>
@@ -4192,39 +3683,31 @@
         <w:pStyle w:val="af0"/>
       </w:pPr>
       <w:r>
-        <w:t xml:space="preserve">Особенностью является использование встроенного CSS через тег </w:t>
-      </w:r>
-      <w:r>
-        <w:rPr>
-          <w:rStyle w:val="HTML"/>
-          <w:rFonts w:ascii="Times New Roman" w:eastAsiaTheme="minorEastAsia" w:hAnsi="Times New Roman" w:cs="Times New Roman"/>
-          <w:sz w:val="28"/>
-          <w:szCs w:val="28"/>
-        </w:rPr>
-        <w:t>&lt;</w:t>
+        <w:t>Данные предупреждения указывают на отсутствие заголовков внутри элементов &lt;</w:t>
       </w:r>
       <w:proofErr w:type="spellStart"/>
       <w:r>
-        <w:rPr>
-          <w:rStyle w:val="HTML"/>
-          <w:rFonts w:ascii="Times New Roman" w:eastAsiaTheme="minorEastAsia" w:hAnsi="Times New Roman" w:cs="Times New Roman"/>
-          <w:sz w:val="28"/>
-          <w:szCs w:val="28"/>
-        </w:rPr>
-        <w:t>style</w:t>
+        <w:t>article</w:t>
       </w:r>
       <w:proofErr w:type="spellEnd"/>
       <w:r>
-        <w:rPr>
-          <w:rStyle w:val="HTML"/>
-          <w:rFonts w:ascii="Times New Roman" w:eastAsiaTheme="minorEastAsia" w:hAnsi="Times New Roman" w:cs="Times New Roman"/>
-          <w:sz w:val="28"/>
-          <w:szCs w:val="28"/>
-        </w:rPr>
-        <w:t>&gt;</w:t>
-      </w:r>
-      <w:r>
-        <w:t>, что допустимо, но не рекомендуется с точки зрения разделения структуры и оформления.</w:t>
+        <w:t>&gt;, используемых для отображения карточек услуг. В текущей реализации внутри &lt;</w:t>
+      </w:r>
+      <w:proofErr w:type="spellStart"/>
+      <w:r>
+        <w:t>article</w:t>
+      </w:r>
+      <w:proofErr w:type="spellEnd"/>
+      <w:r>
+        <w:t>&gt; применяются элементы &lt;</w:t>
+      </w:r>
+      <w:proofErr w:type="spellStart"/>
+      <w:r>
+        <w:t>div</w:t>
+      </w:r>
+      <w:proofErr w:type="spellEnd"/>
+      <w:r>
+        <w:t>&gt; для названия услуги, что не соответствует рекомендациям по семантической разметке HTML5.</w:t>
       </w:r>
     </w:p>
     <w:p>
@@ -4237,7 +3720,7 @@
         <w:pStyle w:val="21"/>
         <w:outlineLvl w:val="2"/>
       </w:pPr>
-      <w:bookmarkStart w:id="8" w:name="_Toc226375623"/>
+      <w:bookmarkStart w:id="8" w:name="_Toc227768446"/>
       <w:r>
         <w:t>1.2.2 Ошибки</w:t>
       </w:r>
@@ -4261,7 +3744,7 @@
         <w:pStyle w:val="21"/>
         <w:outlineLvl w:val="2"/>
       </w:pPr>
-      <w:bookmarkStart w:id="9" w:name="_Toc226375624"/>
+      <w:bookmarkStart w:id="9" w:name="_Toc227768447"/>
       <w:r>
         <w:t>1.2.3 Критические ошибки</w:t>
       </w:r>
@@ -4272,6 +3755,7 @@
         <w:pStyle w:val="af0"/>
       </w:pPr>
       <w:r>
+        <w:lastRenderedPageBreak/>
         <w:t>Критические ошибки отсутствуют. HTML-документ корректно отображается и функционирует.</w:t>
       </w:r>
     </w:p>
@@ -4292,7 +3776,7 @@
           <w:rFonts w:eastAsia="Times New Roman"/>
         </w:rPr>
       </w:pPr>
-      <w:bookmarkStart w:id="10" w:name="_Toc226375625"/>
+      <w:bookmarkStart w:id="10" w:name="_Toc227768448"/>
       <w:r>
         <w:rPr>
           <w:rFonts w:eastAsia="Times New Roman"/>
@@ -4300,6 +3784,184 @@
         <w:t>Валидация «sign_up.html»</w:t>
       </w:r>
       <w:bookmarkEnd w:id="10"/>
+    </w:p>
+    <w:p>
+      <w:pPr>
+        <w:pStyle w:val="af0"/>
+        <w:rPr>
+          <w:rFonts w:eastAsia="Times New Roman"/>
+        </w:rPr>
+      </w:pPr>
+      <w:r>
+        <w:rPr>
+          <w:rFonts w:eastAsia="Times New Roman"/>
+        </w:rPr>
+        <w:t xml:space="preserve">Итог проверки на валидность файла </w:t>
+      </w:r>
+      <w:r>
+        <w:rPr>
+          <w:rFonts w:eastAsia="Times New Roman"/>
+          <w:lang w:val="en-US"/>
+        </w:rPr>
+        <w:t>sign</w:t>
+      </w:r>
+      <w:r>
+        <w:rPr>
+          <w:rFonts w:eastAsia="Times New Roman"/>
+        </w:rPr>
+        <w:t>_</w:t>
+      </w:r>
+      <w:r>
+        <w:rPr>
+          <w:rFonts w:eastAsia="Times New Roman"/>
+          <w:lang w:val="en-US"/>
+        </w:rPr>
+        <w:t>up</w:t>
+      </w:r>
+      <w:r>
+        <w:rPr>
+          <w:rFonts w:eastAsia="Times New Roman"/>
+        </w:rPr>
+        <w:t>.</w:t>
+      </w:r>
+      <w:r>
+        <w:rPr>
+          <w:rFonts w:eastAsia="Times New Roman"/>
+          <w:lang w:val="en-US"/>
+        </w:rPr>
+        <w:t>html</w:t>
+      </w:r>
+      <w:r>
+        <w:rPr>
+          <w:rFonts w:eastAsia="Times New Roman"/>
+        </w:rPr>
+        <w:t xml:space="preserve"> представлен на рисунке </w:t>
+      </w:r>
+      <w:r>
+        <w:rPr>
+          <w:rFonts w:eastAsia="Times New Roman"/>
+        </w:rPr>
+        <w:t>3</w:t>
+      </w:r>
+      <w:r>
+        <w:rPr>
+          <w:rFonts w:eastAsia="Times New Roman"/>
+        </w:rPr>
+        <w:t>.</w:t>
+      </w:r>
+    </w:p>
+    <w:p>
+      <w:pPr>
+        <w:pStyle w:val="21"/>
+        <w:ind w:firstLine="0"/>
+        <w:jc w:val="center"/>
+        <w:rPr>
+          <w:rFonts w:eastAsia="Times New Roman"/>
+          <w:lang w:val="en-US"/>
+        </w:rPr>
+      </w:pPr>
+      <w:r>
+        <w:rPr>
+          <w:rFonts w:eastAsia="Times New Roman"/>
+          <w:lang w:val="en-US"/>
+        </w:rPr>
+        <w:drawing>
+          <wp:inline distT="0" distB="0" distL="0" distR="0" wp14:anchorId="2FC984AC" wp14:editId="7A607E29">
+            <wp:extent cx="5940425" cy="1149985"/>
+            <wp:effectExtent l="0" t="0" r="3175" b="0"/>
+            <wp:docPr id="5" name="Рисунок 5"/>
+            <wp:cNvGraphicFramePr>
+              <a:graphicFrameLocks xmlns:a="http://schemas.openxmlformats.org/drawingml/2006/main" noChangeAspect="1"/>
+            </wp:cNvGraphicFramePr>
+            <a:graphic xmlns:a="http://schemas.openxmlformats.org/drawingml/2006/main">
+              <a:graphicData uri="http://schemas.openxmlformats.org/drawingml/2006/picture">
+                <pic:pic xmlns:pic="http://schemas.openxmlformats.org/drawingml/2006/picture">
+                  <pic:nvPicPr>
+                    <pic:cNvPr id="1" name=""/>
+                    <pic:cNvPicPr/>
+                  </pic:nvPicPr>
+                  <pic:blipFill>
+                    <a:blip r:embed="rId8"/>
+                    <a:stretch>
+                      <a:fillRect/>
+                    </a:stretch>
+                  </pic:blipFill>
+                  <pic:spPr>
+                    <a:xfrm>
+                      <a:off x="0" y="0"/>
+                      <a:ext cx="5940425" cy="1149985"/>
+                    </a:xfrm>
+                    <a:prstGeom prst="rect">
+                      <a:avLst/>
+                    </a:prstGeom>
+                  </pic:spPr>
+                </pic:pic>
+              </a:graphicData>
+            </a:graphic>
+          </wp:inline>
+        </w:drawing>
+      </w:r>
+    </w:p>
+    <w:p>
+      <w:pPr>
+        <w:pStyle w:val="af0"/>
+        <w:ind w:firstLine="0"/>
+        <w:jc w:val="center"/>
+        <w:rPr>
+          <w:rFonts w:eastAsia="Times New Roman"/>
+        </w:rPr>
+      </w:pPr>
+      <w:r>
+        <w:rPr>
+          <w:rFonts w:eastAsia="Times New Roman"/>
+        </w:rPr>
+        <w:t xml:space="preserve">Рисунок </w:t>
+      </w:r>
+      <w:r>
+        <w:rPr>
+          <w:rFonts w:eastAsia="Times New Roman"/>
+        </w:rPr>
+        <w:t>3</w:t>
+      </w:r>
+      <w:r>
+        <w:rPr>
+          <w:rFonts w:eastAsia="Times New Roman"/>
+        </w:rPr>
+        <w:t xml:space="preserve"> – итог проверки на валидность файла </w:t>
+      </w:r>
+      <w:r>
+        <w:rPr>
+          <w:rFonts w:eastAsia="Times New Roman"/>
+          <w:lang w:val="en-US"/>
+        </w:rPr>
+        <w:t>sign</w:t>
+      </w:r>
+      <w:r>
+        <w:rPr>
+          <w:rFonts w:eastAsia="Times New Roman"/>
+        </w:rPr>
+        <w:t>_</w:t>
+      </w:r>
+      <w:r>
+        <w:rPr>
+          <w:rFonts w:eastAsia="Times New Roman"/>
+          <w:lang w:val="en-US"/>
+        </w:rPr>
+        <w:t>up</w:t>
+      </w:r>
+      <w:r>
+        <w:rPr>
+          <w:rFonts w:eastAsia="Times New Roman"/>
+        </w:rPr>
+        <w:t>.</w:t>
+      </w:r>
+      <w:r>
+        <w:rPr>
+          <w:rFonts w:eastAsia="Times New Roman"/>
+          <w:lang w:val="en-US"/>
+        </w:rPr>
+        <w:t>html</w:t>
+      </w:r>
     </w:p>
     <w:p>
       <w:pPr>
@@ -4318,7 +3980,7 @@
           <w:rFonts w:eastAsia="Times New Roman"/>
         </w:rPr>
       </w:pPr>
-      <w:bookmarkStart w:id="11" w:name="_Toc226375626"/>
+      <w:bookmarkStart w:id="11" w:name="_Toc227768449"/>
       <w:r>
         <w:rPr>
           <w:rFonts w:eastAsia="Times New Roman"/>
@@ -4399,7 +4061,7 @@
           <w:rFonts w:eastAsia="Times New Roman"/>
         </w:rPr>
       </w:pPr>
-      <w:bookmarkStart w:id="12" w:name="_Toc226375627"/>
+      <w:bookmarkStart w:id="12" w:name="_Toc227768450"/>
       <w:r>
         <w:rPr>
           <w:rFonts w:eastAsia="Times New Roman"/>
@@ -4407,113 +4069,6 @@
         <w:t>1.3.2 Ошибки</w:t>
       </w:r>
       <w:bookmarkEnd w:id="12"/>
-    </w:p>
-    <w:p>
-      <w:pPr>
-        <w:pStyle w:val="af0"/>
-        <w:rPr>
-          <w:rFonts w:eastAsia="Times New Roman"/>
-        </w:rPr>
-      </w:pPr>
-      <w:r>
-        <w:rPr>
-          <w:rFonts w:eastAsia="Times New Roman"/>
-        </w:rPr>
-        <w:lastRenderedPageBreak/>
-        <w:t>Ошибок HTML-разметки не обнаружено.</w:t>
-      </w:r>
-      <w:r>
-        <w:rPr>
-          <w:rFonts w:eastAsia="Times New Roman"/>
-        </w:rPr>
-        <w:br/>
-        <w:t>Дополнительно:</w:t>
-      </w:r>
-    </w:p>
-    <w:p>
-      <w:pPr>
-        <w:pStyle w:val="af0"/>
-        <w:numPr>
-          <w:ilvl w:val="0"/>
-          <w:numId w:val="12"/>
-        </w:numPr>
-        <w:ind w:left="0" w:firstLine="709"/>
-        <w:rPr>
-          <w:rFonts w:eastAsia="Times New Roman"/>
-        </w:rPr>
-      </w:pPr>
-      <w:r>
-        <w:rPr>
-          <w:rFonts w:eastAsia="Times New Roman"/>
-        </w:rPr>
-        <w:t xml:space="preserve">формы реализованы корректно; </w:t>
-      </w:r>
-    </w:p>
-    <w:p>
-      <w:pPr>
-        <w:pStyle w:val="af0"/>
-        <w:numPr>
-          <w:ilvl w:val="0"/>
-          <w:numId w:val="12"/>
-        </w:numPr>
-        <w:ind w:left="0" w:firstLine="709"/>
-        <w:rPr>
-          <w:rFonts w:eastAsia="Times New Roman"/>
-        </w:rPr>
-      </w:pPr>
-      <w:r>
-        <w:rPr>
-          <w:rFonts w:eastAsia="Times New Roman"/>
-        </w:rPr>
-        <w:t xml:space="preserve">атрибуты </w:t>
-      </w:r>
-      <w:proofErr w:type="spellStart"/>
-      <w:r>
-        <w:rPr>
-          <w:rFonts w:eastAsia="Times New Roman"/>
-        </w:rPr>
-        <w:t>for</w:t>
-      </w:r>
-      <w:proofErr w:type="spellEnd"/>
-      <w:r>
-        <w:rPr>
-          <w:rFonts w:eastAsia="Times New Roman"/>
-        </w:rPr>
-        <w:t xml:space="preserve"> и </w:t>
-      </w:r>
-      <w:proofErr w:type="spellStart"/>
-      <w:r>
-        <w:rPr>
-          <w:rFonts w:eastAsia="Times New Roman"/>
-        </w:rPr>
-        <w:t>id</w:t>
-      </w:r>
-      <w:proofErr w:type="spellEnd"/>
-      <w:r>
-        <w:rPr>
-          <w:rFonts w:eastAsia="Times New Roman"/>
-        </w:rPr>
-        <w:t xml:space="preserve"> у элементов формы связаны правильно; </w:t>
-      </w:r>
-    </w:p>
-    <w:p>
-      <w:pPr>
-        <w:pStyle w:val="af0"/>
-        <w:numPr>
-          <w:ilvl w:val="0"/>
-          <w:numId w:val="12"/>
-        </w:numPr>
-        <w:ind w:left="0" w:firstLine="709"/>
-        <w:rPr>
-          <w:rFonts w:eastAsia="Times New Roman"/>
-        </w:rPr>
-      </w:pPr>
-      <w:r>
-        <w:rPr>
-          <w:rFonts w:eastAsia="Times New Roman"/>
-        </w:rPr>
-        <w:t xml:space="preserve">структура документа соответствует стандартам HTML5. </w:t>
-      </w:r>
     </w:p>
     <w:p>
       <w:pPr>
@@ -4523,6 +4078,63 @@
           <w:rFonts w:eastAsia="Times New Roman"/>
         </w:rPr>
       </w:pPr>
+      <w:r>
+        <w:rPr>
+          <w:rFonts w:eastAsia="Times New Roman"/>
+        </w:rPr>
+        <w:t xml:space="preserve">В процессе проверки были обнаружены ошибки, связанные с некорректным использованием атрибута </w:t>
+      </w:r>
+      <w:proofErr w:type="spellStart"/>
+      <w:r>
+        <w:rPr>
+          <w:rFonts w:eastAsia="Times New Roman"/>
+        </w:rPr>
+        <w:t>autocomplete</w:t>
+      </w:r>
+      <w:proofErr w:type="spellEnd"/>
+      <w:r>
+        <w:rPr>
+          <w:rFonts w:eastAsia="Times New Roman"/>
+        </w:rPr>
+        <w:t xml:space="preserve"> в элементах &lt;</w:t>
+      </w:r>
+      <w:proofErr w:type="spellStart"/>
+      <w:r>
+        <w:rPr>
+          <w:rFonts w:eastAsia="Times New Roman"/>
+        </w:rPr>
+        <w:t>input</w:t>
+      </w:r>
+      <w:proofErr w:type="spellEnd"/>
+      <w:r>
+        <w:rPr>
+          <w:rFonts w:eastAsia="Times New Roman"/>
+        </w:rPr>
+        <w:t xml:space="preserve">&gt; типа </w:t>
+      </w:r>
+      <w:proofErr w:type="spellStart"/>
+      <w:r>
+        <w:rPr>
+          <w:rFonts w:eastAsia="Times New Roman"/>
+        </w:rPr>
+        <w:t>radio</w:t>
+      </w:r>
+      <w:proofErr w:type="spellEnd"/>
+      <w:r>
+        <w:rPr>
+          <w:rFonts w:eastAsia="Times New Roman"/>
+        </w:rPr>
+        <w:t>.</w:t>
+      </w:r>
+    </w:p>
+    <w:p>
+      <w:pPr>
+        <w:pStyle w:val="af0"/>
+        <w:ind w:left="709" w:firstLine="0"/>
+        <w:rPr>
+          <w:rFonts w:eastAsia="Times New Roman"/>
+        </w:rPr>
+      </w:pPr>
     </w:p>
     <w:p>
       <w:pPr>
@@ -4532,7 +4144,7 @@
           <w:rFonts w:eastAsia="Times New Roman"/>
         </w:rPr>
       </w:pPr>
-      <w:bookmarkStart w:id="13" w:name="_Toc226375628"/>
+      <w:bookmarkStart w:id="13" w:name="_Toc227768451"/>
       <w:r>
         <w:rPr>
           <w:rFonts w:eastAsia="Times New Roman"/>
@@ -4557,12 +4169,9 @@
     </w:p>
     <w:p>
       <w:pPr>
-        <w:spacing w:after="160" w:line="259" w:lineRule="auto"/>
-        <w:rPr>
-          <w:rFonts w:ascii="Times New Roman" w:eastAsia="Times New Roman" w:hAnsi="Times New Roman"/>
-          <w:bCs/>
-          <w:sz w:val="28"/>
-          <w:szCs w:val="28"/>
+        <w:pStyle w:val="12"/>
+        <w:rPr>
+          <w:rFonts w:eastAsia="Times New Roman"/>
         </w:rPr>
       </w:pPr>
       <w:r>
@@ -4571,22 +4180,17 @@
         </w:rPr>
         <w:br w:type="page"/>
       </w:r>
-    </w:p>
-    <w:p>
-      <w:pPr>
-        <w:pStyle w:val="12"/>
-        <w:numPr>
-          <w:ilvl w:val="0"/>
-          <w:numId w:val="13"/>
-        </w:numPr>
-        <w:outlineLvl w:val="0"/>
-      </w:pPr>
-      <w:bookmarkStart w:id="14" w:name="_Toc226375629"/>
-      <w:r>
+      <w:r>
+        <w:rPr>
+          <w:rFonts w:eastAsia="Times New Roman"/>
+          <w:lang w:val="en-US"/>
+        </w:rPr>
         <w:lastRenderedPageBreak/>
+        <w:t xml:space="preserve">4. </w:t>
+      </w:r>
+      <w:r>
         <w:t>Валидация CSS документации</w:t>
       </w:r>
-      <w:bookmarkEnd w:id="14"/>
     </w:p>
     <w:p>
       <w:pPr>
@@ -4603,16 +4207,160 @@
         </w:numPr>
         <w:outlineLvl w:val="1"/>
       </w:pPr>
-      <w:bookmarkStart w:id="15" w:name="_Toc226375630"/>
+      <w:bookmarkStart w:id="14" w:name="_Toc227768452"/>
       <w:r>
         <w:t>Валидация «style.css»</w:t>
       </w:r>
-      <w:bookmarkEnd w:id="15"/>
+      <w:bookmarkEnd w:id="14"/>
+    </w:p>
+    <w:p>
+      <w:pPr>
+        <w:pStyle w:val="af0"/>
+        <w:rPr>
+          <w:rFonts w:eastAsia="Times New Roman"/>
+        </w:rPr>
+      </w:pPr>
+      <w:r>
+        <w:rPr>
+          <w:rFonts w:eastAsia="Times New Roman"/>
+        </w:rPr>
+        <w:t xml:space="preserve">Итог проверки на валидность файла </w:t>
+      </w:r>
+      <w:proofErr w:type="spellStart"/>
+      <w:r>
+        <w:t>style</w:t>
+      </w:r>
+      <w:proofErr w:type="spellEnd"/>
+      <w:r>
+        <w:rPr>
+          <w:rFonts w:eastAsia="Times New Roman"/>
+        </w:rPr>
+        <w:t>.</w:t>
+      </w:r>
+      <w:r>
+        <w:rPr>
+          <w:rFonts w:eastAsia="Times New Roman"/>
+          <w:lang w:val="en-US"/>
+        </w:rPr>
+        <w:t>html</w:t>
+      </w:r>
+      <w:r>
+        <w:rPr>
+          <w:rFonts w:eastAsia="Times New Roman"/>
+        </w:rPr>
+        <w:t xml:space="preserve"> представлен на рисунке </w:t>
+      </w:r>
+      <w:r>
+        <w:rPr>
+          <w:rFonts w:eastAsia="Times New Roman"/>
+        </w:rPr>
+        <w:t>4</w:t>
+      </w:r>
+      <w:r>
+        <w:rPr>
+          <w:rFonts w:eastAsia="Times New Roman"/>
+        </w:rPr>
+        <w:t>.</w:t>
+      </w:r>
     </w:p>
     <w:p>
       <w:pPr>
         <w:pStyle w:val="21"/>
-        <w:ind w:left="709" w:firstLine="0"/>
+        <w:ind w:firstLine="0"/>
+        <w:jc w:val="center"/>
+      </w:pPr>
+      <w:r>
+        <w:drawing>
+          <wp:inline distT="0" distB="0" distL="0" distR="0" wp14:anchorId="2752A742" wp14:editId="2BA0B1A3">
+            <wp:extent cx="5940425" cy="927100"/>
+            <wp:effectExtent l="0" t="0" r="3175" b="6350"/>
+            <wp:docPr id="8" name="Рисунок 8"/>
+            <wp:cNvGraphicFramePr>
+              <a:graphicFrameLocks xmlns:a="http://schemas.openxmlformats.org/drawingml/2006/main" noChangeAspect="1"/>
+            </wp:cNvGraphicFramePr>
+            <a:graphic xmlns:a="http://schemas.openxmlformats.org/drawingml/2006/main">
+              <a:graphicData uri="http://schemas.openxmlformats.org/drawingml/2006/picture">
+                <pic:pic xmlns:pic="http://schemas.openxmlformats.org/drawingml/2006/picture">
+                  <pic:nvPicPr>
+                    <pic:cNvPr id="1" name=""/>
+                    <pic:cNvPicPr/>
+                  </pic:nvPicPr>
+                  <pic:blipFill>
+                    <a:blip r:embed="rId9"/>
+                    <a:stretch>
+                      <a:fillRect/>
+                    </a:stretch>
+                  </pic:blipFill>
+                  <pic:spPr>
+                    <a:xfrm>
+                      <a:off x="0" y="0"/>
+                      <a:ext cx="5940425" cy="927100"/>
+                    </a:xfrm>
+                    <a:prstGeom prst="rect">
+                      <a:avLst/>
+                    </a:prstGeom>
+                  </pic:spPr>
+                </pic:pic>
+              </a:graphicData>
+            </a:graphic>
+          </wp:inline>
+        </w:drawing>
+      </w:r>
+    </w:p>
+    <w:p>
+      <w:pPr>
+        <w:pStyle w:val="af0"/>
+        <w:ind w:firstLine="0"/>
+        <w:jc w:val="center"/>
+        <w:rPr>
+          <w:rFonts w:eastAsia="Times New Roman"/>
+        </w:rPr>
+      </w:pPr>
+      <w:r>
+        <w:rPr>
+          <w:rFonts w:eastAsia="Times New Roman"/>
+        </w:rPr>
+        <w:t xml:space="preserve">Рисунок </w:t>
+      </w:r>
+      <w:r>
+        <w:rPr>
+          <w:rFonts w:eastAsia="Times New Roman"/>
+        </w:rPr>
+        <w:t>4</w:t>
+      </w:r>
+      <w:r>
+        <w:rPr>
+          <w:rFonts w:eastAsia="Times New Roman"/>
+        </w:rPr>
+        <w:t xml:space="preserve"> – итог проверки на валидность файла </w:t>
+      </w:r>
+      <w:proofErr w:type="spellStart"/>
+      <w:r>
+        <w:t>style</w:t>
+      </w:r>
+      <w:proofErr w:type="spellEnd"/>
+      <w:r>
+        <w:rPr>
+          <w:rFonts w:eastAsia="Times New Roman"/>
+        </w:rPr>
+        <w:t>.</w:t>
+      </w:r>
+      <w:r>
+        <w:rPr>
+          <w:rFonts w:eastAsia="Times New Roman"/>
+          <w:lang w:val="en-US"/>
+        </w:rPr>
+        <w:t>html</w:t>
+      </w:r>
+    </w:p>
+    <w:p>
+      <w:pPr>
+        <w:pStyle w:val="af0"/>
+        <w:ind w:firstLine="0"/>
+        <w:jc w:val="center"/>
+        <w:rPr>
+          <w:rFonts w:eastAsia="Times New Roman"/>
+        </w:rPr>
       </w:pPr>
     </w:p>
     <w:p>
@@ -4620,10 +4368,49 @@
         <w:pStyle w:val="21"/>
         <w:outlineLvl w:val="2"/>
       </w:pPr>
-      <w:bookmarkStart w:id="16" w:name="_Toc226375631"/>
+      <w:bookmarkStart w:id="15" w:name="_Toc227768453"/>
       <w:r>
         <w:t>2.1.1 Предупреждения</w:t>
       </w:r>
+      <w:bookmarkEnd w:id="15"/>
+    </w:p>
+    <w:p>
+      <w:pPr>
+        <w:pStyle w:val="af0"/>
+        <w:ind w:left="709" w:firstLine="0"/>
+      </w:pPr>
+      <w:r>
+        <w:t xml:space="preserve">В ходе проверки файла стилей с использованием сервиса W3C CSS </w:t>
+      </w:r>
+      <w:proofErr w:type="spellStart"/>
+      <w:r>
+        <w:t>Validation</w:t>
+      </w:r>
+      <w:proofErr w:type="spellEnd"/>
+      <w:r>
+        <w:t xml:space="preserve"> </w:t>
+      </w:r>
+      <w:proofErr w:type="spellStart"/>
+      <w:r>
+        <w:t>Service</w:t>
+      </w:r>
+      <w:proofErr w:type="spellEnd"/>
+      <w:r>
+        <w:t xml:space="preserve"> было выявлено предупреждение, связанное с определением языка документа</w:t>
+      </w:r>
+      <w:r>
+        <w:t>.</w:t>
+      </w:r>
+    </w:p>
+    <w:p>
+      <w:pPr>
+        <w:pStyle w:val="21"/>
+        <w:outlineLvl w:val="2"/>
+      </w:pPr>
+      <w:bookmarkStart w:id="16" w:name="_Toc227768454"/>
+      <w:r>
+        <w:t>2.1.2 Ошибки</w:t>
+      </w:r>
       <w:bookmarkEnd w:id="16"/>
     </w:p>
     <w:p>
@@ -4631,47 +4418,7 @@
         <w:pStyle w:val="af0"/>
       </w:pPr>
       <w:r>
-        <w:t xml:space="preserve">CSS-файл в целом соответствует синтаксису и корректно подключён к HTML-документу. Используются свойства </w:t>
-      </w:r>
-      <w:proofErr w:type="spellStart"/>
-      <w:r>
-        <w:t>flexbox</w:t>
-      </w:r>
-      <w:proofErr w:type="spellEnd"/>
-      <w:r>
-        <w:t xml:space="preserve"> и</w:t>
-      </w:r>
-      <w:r>
-        <w:t xml:space="preserve"> </w:t>
-      </w:r>
-      <w:proofErr w:type="spellStart"/>
-      <w:r>
-        <w:t>grid</w:t>
-      </w:r>
-      <w:proofErr w:type="spellEnd"/>
-      <w:r>
-        <w:t>.</w:t>
-      </w:r>
-    </w:p>
-    <w:p>
-      <w:pPr>
-        <w:pStyle w:val="af0"/>
-      </w:pPr>
-      <w:r>
-        <w:t>Однако выявлены следующие предупреждения:</w:t>
-      </w:r>
-    </w:p>
-    <w:p>
-      <w:pPr>
-        <w:pStyle w:val="af0"/>
-        <w:numPr>
-          <w:ilvl w:val="0"/>
-          <w:numId w:val="11"/>
-        </w:numPr>
-        <w:ind w:left="0" w:firstLine="709"/>
-      </w:pPr>
-      <w:r>
-        <w:t>некоторые классы, описанные в CSS (</w:t>
+        <w:t xml:space="preserve">Синтаксических ошибок в файле </w:t>
       </w:r>
       <w:r>
         <w:rPr>
@@ -4680,779 +4427,65 @@
           <w:sz w:val="28"/>
           <w:szCs w:val="28"/>
         </w:rPr>
-        <w:t>.</w:t>
-      </w:r>
-      <w:proofErr w:type="spellStart"/>
-      <w:r>
-        <w:rPr>
-          <w:rStyle w:val="HTML"/>
-          <w:rFonts w:ascii="Times New Roman" w:eastAsiaTheme="minorEastAsia" w:hAnsi="Times New Roman" w:cs="Times New Roman"/>
+        <w:t>style.css</w:t>
+      </w:r>
+      <w:r>
+        <w:t xml:space="preserve"> не обнаружено. Все свойства записаны корректно, структура файла соблюдена.</w:t>
+      </w:r>
+    </w:p>
+    <w:p>
+      <w:pPr>
+        <w:pStyle w:val="af0"/>
+      </w:pPr>
+    </w:p>
+    <w:p>
+      <w:pPr>
+        <w:pStyle w:val="21"/>
+        <w:outlineLvl w:val="2"/>
+      </w:pPr>
+      <w:bookmarkStart w:id="17" w:name="_Toc227768455"/>
+      <w:r>
+        <w:t>2.1.3 Критические ошибки</w:t>
+      </w:r>
+      <w:bookmarkEnd w:id="17"/>
+    </w:p>
+    <w:p>
+      <w:pPr>
+        <w:pStyle w:val="af0"/>
+      </w:pPr>
+      <w:r>
+        <w:t>Критические ошибки отсутствуют. Файл корректно загружается и применяется к странице.</w:t>
+      </w:r>
+    </w:p>
+    <w:p>
+      <w:pPr>
+        <w:pStyle w:val="af0"/>
+        <w:rPr>
+          <w:rFonts w:eastAsia="Times New Roman"/>
+        </w:rPr>
+      </w:pPr>
+    </w:p>
+    <w:p>
+      <w:pPr>
+        <w:pStyle w:val="21"/>
+      </w:pPr>
+    </w:p>
+    <w:p>
+      <w:pPr>
+        <w:spacing w:after="160" w:line="259" w:lineRule="auto"/>
+        <w:rPr>
+          <w:rFonts w:ascii="Times New Roman" w:hAnsi="Times New Roman"/>
+          <w:b/>
+          <w:caps/>
+          <w:color w:val="000000" w:themeColor="text1"/>
+          <w:spacing w:val="-1"/>
           <w:sz w:val="28"/>
           <w:szCs w:val="28"/>
         </w:rPr>
-        <w:t>grid</w:t>
-      </w:r>
-      <w:proofErr w:type="spellEnd"/>
-      <w:r>
-        <w:t xml:space="preserve">), не используются в HTML-документе; </w:t>
-      </w:r>
-    </w:p>
-    <w:p>
-      <w:pPr>
-        <w:pStyle w:val="af0"/>
-        <w:numPr>
-          <w:ilvl w:val="0"/>
-          <w:numId w:val="11"/>
-        </w:numPr>
-        <w:ind w:left="0" w:firstLine="709"/>
-      </w:pPr>
-      <w:r>
-        <w:t>часть классов, используемых в HTML (</w:t>
-      </w:r>
-      <w:proofErr w:type="spellStart"/>
-      <w:r>
-        <w:rPr>
-          <w:rStyle w:val="HTML"/>
-          <w:rFonts w:ascii="Times New Roman" w:eastAsiaTheme="minorEastAsia" w:hAnsi="Times New Roman" w:cs="Times New Roman"/>
-          <w:sz w:val="28"/>
-          <w:szCs w:val="28"/>
-        </w:rPr>
-        <w:t>hero-title</w:t>
-      </w:r>
-      <w:proofErr w:type="spellEnd"/>
-      <w:r>
-        <w:t xml:space="preserve">, </w:t>
-      </w:r>
-      <w:proofErr w:type="spellStart"/>
-      <w:r>
-        <w:rPr>
-          <w:rStyle w:val="HTML"/>
-          <w:rFonts w:ascii="Times New Roman" w:eastAsiaTheme="minorEastAsia" w:hAnsi="Times New Roman" w:cs="Times New Roman"/>
-          <w:sz w:val="28"/>
-          <w:szCs w:val="28"/>
-        </w:rPr>
-        <w:t>advantages-list</w:t>
-      </w:r>
-      <w:proofErr w:type="spellEnd"/>
-      <w:r>
-        <w:t xml:space="preserve">, </w:t>
-      </w:r>
-      <w:proofErr w:type="spellStart"/>
-      <w:r>
-        <w:rPr>
-          <w:rStyle w:val="HTML"/>
-          <w:rFonts w:ascii="Times New Roman" w:eastAsiaTheme="minorEastAsia" w:hAnsi="Times New Roman" w:cs="Times New Roman"/>
-          <w:sz w:val="28"/>
-          <w:szCs w:val="28"/>
-        </w:rPr>
-        <w:t>header-flex</w:t>
-      </w:r>
-      <w:proofErr w:type="spellEnd"/>
-      <w:r>
-        <w:t xml:space="preserve">, </w:t>
-      </w:r>
-      <w:proofErr w:type="spellStart"/>
-      <w:r>
-        <w:rPr>
-          <w:rStyle w:val="HTML"/>
-          <w:rFonts w:ascii="Times New Roman" w:eastAsiaTheme="minorEastAsia" w:hAnsi="Times New Roman" w:cs="Times New Roman"/>
-          <w:sz w:val="28"/>
-          <w:szCs w:val="28"/>
-        </w:rPr>
-        <w:t>main-content</w:t>
-      </w:r>
-      <w:proofErr w:type="spellEnd"/>
-      <w:r>
-        <w:t xml:space="preserve">, </w:t>
-      </w:r>
-      <w:proofErr w:type="spellStart"/>
-      <w:r>
-        <w:rPr>
-          <w:rStyle w:val="HTML"/>
-          <w:rFonts w:ascii="Times New Roman" w:eastAsiaTheme="minorEastAsia" w:hAnsi="Times New Roman" w:cs="Times New Roman"/>
-          <w:sz w:val="28"/>
-          <w:szCs w:val="28"/>
-        </w:rPr>
-        <w:t>footer-flex</w:t>
-      </w:r>
-      <w:proofErr w:type="spellEnd"/>
-      <w:r>
-        <w:t xml:space="preserve">, </w:t>
-      </w:r>
-      <w:proofErr w:type="spellStart"/>
-      <w:r>
-        <w:rPr>
-          <w:rStyle w:val="HTML"/>
-          <w:rFonts w:ascii="Times New Roman" w:eastAsiaTheme="minorEastAsia" w:hAnsi="Times New Roman" w:cs="Times New Roman"/>
-          <w:sz w:val="28"/>
-          <w:szCs w:val="28"/>
-        </w:rPr>
-        <w:t>active</w:t>
-      </w:r>
-      <w:proofErr w:type="spellEnd"/>
-      <w:r>
-        <w:t xml:space="preserve">), отсутствует в CSS, что может приводить к некорректному отображению элементов; </w:t>
-      </w:r>
-    </w:p>
-    <w:p>
-      <w:pPr>
-        <w:pStyle w:val="af0"/>
-        <w:numPr>
-          <w:ilvl w:val="0"/>
-          <w:numId w:val="11"/>
-        </w:numPr>
-        <w:ind w:left="0" w:firstLine="709"/>
-      </w:pPr>
-      <w:proofErr w:type="gramStart"/>
-      <w:r>
-        <w:t xml:space="preserve">правило </w:t>
-      </w:r>
-      <w:r>
-        <w:rPr>
-          <w:rStyle w:val="HTML"/>
-          <w:rFonts w:ascii="Times New Roman" w:eastAsiaTheme="minorEastAsia" w:hAnsi="Times New Roman" w:cs="Times New Roman"/>
-          <w:sz w:val="28"/>
-          <w:szCs w:val="28"/>
-        </w:rPr>
-        <w:t>.</w:t>
-      </w:r>
-      <w:proofErr w:type="spellStart"/>
-      <w:r>
-        <w:rPr>
-          <w:rStyle w:val="HTML"/>
-          <w:rFonts w:ascii="Times New Roman" w:eastAsiaTheme="minorEastAsia" w:hAnsi="Times New Roman" w:cs="Times New Roman"/>
-          <w:sz w:val="28"/>
-          <w:szCs w:val="28"/>
-        </w:rPr>
-        <w:t>col</w:t>
-      </w:r>
-      <w:proofErr w:type="gramEnd"/>
-      <w:r>
-        <w:rPr>
-          <w:rStyle w:val="HTML"/>
-          <w:rFonts w:ascii="Times New Roman" w:eastAsiaTheme="minorEastAsia" w:hAnsi="Times New Roman" w:cs="Times New Roman"/>
-          <w:sz w:val="28"/>
-          <w:szCs w:val="28"/>
-        </w:rPr>
-        <w:t>-aside</w:t>
-      </w:r>
-      <w:proofErr w:type="spellEnd"/>
-      <w:r>
-        <w:rPr>
-          <w:rStyle w:val="HTML"/>
-          <w:rFonts w:ascii="Times New Roman" w:eastAsiaTheme="minorEastAsia" w:hAnsi="Times New Roman" w:cs="Times New Roman"/>
-          <w:sz w:val="28"/>
-          <w:szCs w:val="28"/>
-        </w:rPr>
-        <w:t xml:space="preserve"> .</w:t>
-      </w:r>
-      <w:proofErr w:type="spellStart"/>
-      <w:r>
-        <w:rPr>
-          <w:rStyle w:val="HTML"/>
-          <w:rFonts w:ascii="Times New Roman" w:eastAsiaTheme="minorEastAsia" w:hAnsi="Times New Roman" w:cs="Times New Roman"/>
-          <w:sz w:val="28"/>
-          <w:szCs w:val="28"/>
-        </w:rPr>
-        <w:t>card</w:t>
-      </w:r>
-      <w:proofErr w:type="spellEnd"/>
-      <w:r>
-        <w:t xml:space="preserve"> не применяется из-за неверной структуры HTML (класс </w:t>
-      </w:r>
-      <w:proofErr w:type="spellStart"/>
-      <w:r>
-        <w:rPr>
-          <w:rStyle w:val="HTML"/>
-          <w:rFonts w:ascii="Times New Roman" w:eastAsiaTheme="minorEastAsia" w:hAnsi="Times New Roman" w:cs="Times New Roman"/>
-          <w:sz w:val="28"/>
-          <w:szCs w:val="28"/>
-        </w:rPr>
-        <w:t>card</w:t>
-      </w:r>
-      <w:proofErr w:type="spellEnd"/>
-      <w:r>
-        <w:t xml:space="preserve"> находится в одном элементе с </w:t>
-      </w:r>
-      <w:proofErr w:type="spellStart"/>
-      <w:r>
-        <w:rPr>
-          <w:rStyle w:val="HTML"/>
-          <w:rFonts w:ascii="Times New Roman" w:eastAsiaTheme="minorEastAsia" w:hAnsi="Times New Roman" w:cs="Times New Roman"/>
-          <w:sz w:val="28"/>
-          <w:szCs w:val="28"/>
-        </w:rPr>
-        <w:t>col-aside</w:t>
-      </w:r>
-      <w:proofErr w:type="spellEnd"/>
-      <w:r>
-        <w:t xml:space="preserve">, а не внутри него). </w:t>
-      </w:r>
-    </w:p>
-    <w:p>
-      <w:pPr>
-        <w:pStyle w:val="af0"/>
-        <w:ind w:left="709" w:firstLine="0"/>
-      </w:pPr>
-    </w:p>
-    <w:p>
-      <w:pPr>
-        <w:pStyle w:val="21"/>
-        <w:outlineLvl w:val="2"/>
-      </w:pPr>
-      <w:bookmarkStart w:id="17" w:name="_Toc226375632"/>
-      <w:r>
-        <w:t>2.1.2 Ошибки</w:t>
-      </w:r>
-      <w:bookmarkEnd w:id="17"/>
-    </w:p>
-    <w:p>
-      <w:pPr>
-        <w:pStyle w:val="af0"/>
-      </w:pPr>
-      <w:r>
-        <w:t xml:space="preserve">Синтаксических ошибок в файле </w:t>
-      </w:r>
-      <w:r>
-        <w:rPr>
-          <w:rStyle w:val="HTML"/>
-          <w:rFonts w:ascii="Times New Roman" w:eastAsiaTheme="minorEastAsia" w:hAnsi="Times New Roman" w:cs="Times New Roman"/>
-          <w:sz w:val="28"/>
-          <w:szCs w:val="28"/>
-        </w:rPr>
-        <w:t>style.css</w:t>
-      </w:r>
-      <w:r>
-        <w:t xml:space="preserve"> не обнаружено. Все свойства записаны корректно, структура файла соблюдена.</w:t>
-      </w:r>
-    </w:p>
-    <w:p>
-      <w:pPr>
-        <w:pStyle w:val="af0"/>
-      </w:pPr>
-    </w:p>
-    <w:p>
-      <w:pPr>
-        <w:pStyle w:val="21"/>
-        <w:outlineLvl w:val="2"/>
-      </w:pPr>
-      <w:bookmarkStart w:id="18" w:name="_Toc226375633"/>
-      <w:r>
-        <w:t>2.1.3 Критические ошибки</w:t>
-      </w:r>
-      <w:bookmarkEnd w:id="18"/>
-    </w:p>
-    <w:p>
-      <w:pPr>
-        <w:pStyle w:val="af0"/>
-      </w:pPr>
-      <w:r>
-        <w:t>Критические ошибки отсутствуют. Файл корректно загружается и применяется к странице.</w:t>
-      </w:r>
-    </w:p>
-    <w:p>
-      <w:pPr>
-        <w:pStyle w:val="af0"/>
-        <w:rPr>
-          <w:rFonts w:eastAsia="Times New Roman"/>
-        </w:rPr>
-      </w:pPr>
-    </w:p>
-    <w:p>
-      <w:pPr>
-        <w:pStyle w:val="21"/>
-      </w:pPr>
-    </w:p>
-    <w:p>
-      <w:pPr>
-        <w:pStyle w:val="21"/>
-        <w:outlineLvl w:val="1"/>
-        <w:rPr>
-          <w:rFonts w:eastAsia="Times New Roman"/>
-        </w:rPr>
-      </w:pPr>
-      <w:bookmarkStart w:id="19" w:name="_Toc226375634"/>
-      <w:r>
-        <w:rPr>
-          <w:rFonts w:eastAsia="Times New Roman"/>
-        </w:rPr>
-        <w:t>2.2 Валидация CSS в «services.html»</w:t>
-      </w:r>
-      <w:bookmarkEnd w:id="19"/>
-    </w:p>
-    <w:p>
-      <w:pPr>
-        <w:pStyle w:val="21"/>
-        <w:outlineLvl w:val="2"/>
-        <w:rPr>
-          <w:rFonts w:eastAsia="Times New Roman"/>
-        </w:rPr>
-      </w:pPr>
-      <w:bookmarkStart w:id="20" w:name="_Toc226375635"/>
-      <w:r>
-        <w:rPr>
-          <w:rFonts w:eastAsia="Times New Roman"/>
-        </w:rPr>
-        <w:lastRenderedPageBreak/>
-        <w:t>2.2.1 Предупреждения</w:t>
-      </w:r>
-      <w:bookmarkEnd w:id="20"/>
-    </w:p>
-    <w:p>
-      <w:pPr>
-        <w:pStyle w:val="af0"/>
-        <w:rPr>
-          <w:rFonts w:eastAsia="Times New Roman"/>
-        </w:rPr>
-      </w:pPr>
-      <w:r>
-        <w:rPr>
-          <w:rFonts w:eastAsia="Times New Roman"/>
-        </w:rPr>
-        <w:t>CSS-код размещён внутри HTML-документа в теге &lt;</w:t>
-      </w:r>
-      <w:proofErr w:type="spellStart"/>
-      <w:r>
-        <w:rPr>
-          <w:rFonts w:eastAsia="Times New Roman"/>
-        </w:rPr>
-        <w:t>style</w:t>
-      </w:r>
-      <w:proofErr w:type="spellEnd"/>
-      <w:r>
-        <w:rPr>
-          <w:rFonts w:eastAsia="Times New Roman"/>
-        </w:rPr>
-        <w:t>&gt;. Это допустимо, однако считается менее правильным решением по сравнению с использованием отдельного CSS-файла.</w:t>
-      </w:r>
-    </w:p>
-    <w:p>
-      <w:pPr>
-        <w:pStyle w:val="af0"/>
-        <w:rPr>
-          <w:rFonts w:eastAsia="Times New Roman"/>
-        </w:rPr>
-      </w:pPr>
-    </w:p>
-    <w:p>
-      <w:pPr>
-        <w:pStyle w:val="21"/>
-        <w:outlineLvl w:val="2"/>
-        <w:rPr>
-          <w:rFonts w:eastAsia="Times New Roman"/>
-        </w:rPr>
-      </w:pPr>
-      <w:bookmarkStart w:id="21" w:name="_Toc226375636"/>
-      <w:r>
-        <w:rPr>
-          <w:rFonts w:eastAsia="Times New Roman"/>
-        </w:rPr>
-        <w:t>2.2.2 Ошибки</w:t>
-      </w:r>
-      <w:bookmarkEnd w:id="21"/>
-    </w:p>
-    <w:p>
-      <w:pPr>
-        <w:pStyle w:val="af0"/>
-        <w:rPr>
-          <w:rFonts w:eastAsia="Times New Roman"/>
-        </w:rPr>
-      </w:pPr>
-      <w:r>
-        <w:rPr>
-          <w:rFonts w:eastAsia="Times New Roman"/>
-        </w:rPr>
-        <w:t>Обнаружена ошибка в записи цвета</w:t>
-      </w:r>
-      <w:r>
-        <w:rPr>
-          <w:rFonts w:eastAsia="Times New Roman"/>
-        </w:rPr>
-        <w:t xml:space="preserve"> </w:t>
-      </w:r>
-      <w:proofErr w:type="spellStart"/>
-      <w:proofErr w:type="gramStart"/>
-      <w:r>
-        <w:rPr>
-          <w:rFonts w:eastAsia="Times New Roman"/>
-        </w:rPr>
-        <w:t>rgba</w:t>
-      </w:r>
-      <w:proofErr w:type="spellEnd"/>
-      <w:r>
-        <w:rPr>
-          <w:rFonts w:eastAsia="Times New Roman"/>
-        </w:rPr>
-        <w:t>(</w:t>
-      </w:r>
-      <w:proofErr w:type="gramEnd"/>
-      <w:r>
-        <w:rPr>
-          <w:rFonts w:eastAsia="Times New Roman"/>
-        </w:rPr>
-        <w:t xml:space="preserve">255, 110, 1681, 0.25) </w:t>
-      </w:r>
-      <w:r>
-        <w:rPr>
-          <w:rFonts w:eastAsia="Times New Roman"/>
-        </w:rPr>
-        <w:t>–</w:t>
-      </w:r>
-      <w:r>
-        <w:rPr>
-          <w:rFonts w:eastAsia="Times New Roman"/>
-        </w:rPr>
-        <w:t xml:space="preserve"> значение 1681 выходит за допустимый диапазон (0</w:t>
-      </w:r>
-      <w:r>
-        <w:rPr>
-          <w:rFonts w:eastAsia="Times New Roman"/>
-        </w:rPr>
-        <w:t xml:space="preserve"> </w:t>
-      </w:r>
-      <w:r>
-        <w:rPr>
-          <w:rFonts w:eastAsia="Times New Roman"/>
-        </w:rPr>
-        <w:t>–</w:t>
-      </w:r>
-      <w:r>
-        <w:rPr>
-          <w:rFonts w:eastAsia="Times New Roman"/>
-        </w:rPr>
-        <w:t xml:space="preserve"> </w:t>
-      </w:r>
-      <w:r>
-        <w:rPr>
-          <w:rFonts w:eastAsia="Times New Roman"/>
-        </w:rPr>
-        <w:t xml:space="preserve">255), что делает правило </w:t>
-      </w:r>
-      <w:proofErr w:type="spellStart"/>
-      <w:r>
-        <w:rPr>
-          <w:rFonts w:eastAsia="Times New Roman"/>
-        </w:rPr>
-        <w:t>невалидным</w:t>
-      </w:r>
-      <w:proofErr w:type="spellEnd"/>
-      <w:r>
-        <w:rPr>
-          <w:rFonts w:eastAsia="Times New Roman"/>
-        </w:rPr>
-        <w:t xml:space="preserve">. </w:t>
-      </w:r>
-    </w:p>
-    <w:p>
-      <w:pPr>
-        <w:pStyle w:val="af0"/>
-        <w:rPr>
-          <w:rFonts w:eastAsia="Times New Roman"/>
-        </w:rPr>
-      </w:pPr>
-      <w:r>
-        <w:rPr>
-          <w:rFonts w:eastAsia="Times New Roman"/>
-        </w:rPr>
-        <w:t>Правильный вариант записи</w:t>
-      </w:r>
-      <w:r>
-        <w:rPr>
-          <w:rFonts w:eastAsia="Times New Roman"/>
-        </w:rPr>
-        <w:t xml:space="preserve"> </w:t>
-      </w:r>
-      <w:proofErr w:type="spellStart"/>
-      <w:proofErr w:type="gramStart"/>
-      <w:r>
-        <w:rPr>
-          <w:rFonts w:eastAsia="Times New Roman"/>
-        </w:rPr>
-        <w:t>rgba</w:t>
-      </w:r>
-      <w:proofErr w:type="spellEnd"/>
-      <w:r>
-        <w:rPr>
-          <w:rFonts w:eastAsia="Times New Roman"/>
-        </w:rPr>
-        <w:t>(</w:t>
-      </w:r>
-      <w:proofErr w:type="gramEnd"/>
-      <w:r>
-        <w:rPr>
-          <w:rFonts w:eastAsia="Times New Roman"/>
-        </w:rPr>
-        <w:t xml:space="preserve">255, 110, 168, 0.25) </w:t>
-      </w:r>
-    </w:p>
-    <w:p>
-      <w:pPr>
-        <w:pStyle w:val="af0"/>
-        <w:rPr>
-          <w:rFonts w:eastAsia="Times New Roman"/>
-        </w:rPr>
-      </w:pPr>
-    </w:p>
-    <w:p>
-      <w:pPr>
-        <w:pStyle w:val="21"/>
-        <w:outlineLvl w:val="2"/>
-        <w:rPr>
-          <w:rFonts w:eastAsia="Times New Roman"/>
-        </w:rPr>
-      </w:pPr>
-      <w:bookmarkStart w:id="22" w:name="_Toc226375637"/>
-      <w:r>
-        <w:rPr>
-          <w:rFonts w:eastAsia="Times New Roman"/>
-        </w:rPr>
-        <w:t>2.2.3 Критические ошибки</w:t>
-      </w:r>
-      <w:bookmarkEnd w:id="22"/>
-    </w:p>
-    <w:p>
-      <w:pPr>
-        <w:pStyle w:val="af0"/>
-        <w:rPr>
-          <w:rFonts w:eastAsia="Times New Roman"/>
-        </w:rPr>
-      </w:pPr>
-      <w:r>
-        <w:rPr>
-          <w:rFonts w:eastAsia="Times New Roman"/>
-        </w:rPr>
-        <w:t>Критических ошибок не выявлено. Несмотря на наличие ошибки в одном из свойств, остальной CSS продолжает корректно применяться.</w:t>
-      </w:r>
-    </w:p>
-    <w:p>
-      <w:pPr>
-        <w:pStyle w:val="af0"/>
-        <w:rPr>
-          <w:rFonts w:eastAsia="Times New Roman"/>
-        </w:rPr>
-      </w:pPr>
-    </w:p>
-    <w:p>
-      <w:pPr>
-        <w:pStyle w:val="21"/>
-        <w:numPr>
-          <w:ilvl w:val="1"/>
-          <w:numId w:val="13"/>
-        </w:numPr>
-        <w:outlineLvl w:val="1"/>
-      </w:pPr>
-      <w:bookmarkStart w:id="23" w:name="_Toc226375638"/>
-      <w:r>
-        <w:t>Валидация CSS в «sign_up.html»</w:t>
-      </w:r>
-      <w:bookmarkEnd w:id="23"/>
-    </w:p>
-    <w:p>
-      <w:pPr>
-        <w:pStyle w:val="21"/>
-        <w:ind w:left="1429" w:firstLine="0"/>
-        <w:rPr>
-          <w:rFonts w:eastAsia="Times New Roman"/>
-          <w:sz w:val="27"/>
-          <w:szCs w:val="27"/>
-        </w:rPr>
-      </w:pPr>
-    </w:p>
-    <w:p>
-      <w:pPr>
-        <w:pStyle w:val="21"/>
-        <w:outlineLvl w:val="2"/>
-      </w:pPr>
-      <w:bookmarkStart w:id="24" w:name="_Toc226375639"/>
-      <w:r>
-        <w:t>2.3.1 Предупреждения</w:t>
-      </w:r>
-      <w:bookmarkEnd w:id="24"/>
-    </w:p>
-    <w:p>
-      <w:pPr>
-        <w:pStyle w:val="af0"/>
-      </w:pPr>
-      <w:r>
-        <w:t xml:space="preserve">CSS-код частично встроен в HTML-документ, а также используется внешняя библиотека </w:t>
-      </w:r>
-      <w:proofErr w:type="spellStart"/>
-      <w:r>
-        <w:t>Bootstrap</w:t>
-      </w:r>
-      <w:proofErr w:type="spellEnd"/>
-      <w:r>
-        <w:t>. Это допустимо, но увеличивает зависимость страницы от внешних ресурсов.</w:t>
-      </w:r>
-    </w:p>
-    <w:p>
-      <w:pPr>
-        <w:pStyle w:val="af0"/>
-      </w:pPr>
-    </w:p>
-    <w:p>
-      <w:pPr>
-        <w:pStyle w:val="21"/>
-        <w:outlineLvl w:val="2"/>
-      </w:pPr>
-      <w:bookmarkStart w:id="25" w:name="_Toc226375640"/>
-      <w:r>
-        <w:t>2.3.2 Ошибки</w:t>
-      </w:r>
-      <w:bookmarkEnd w:id="25"/>
-    </w:p>
-    <w:p>
-      <w:pPr>
-        <w:pStyle w:val="af0"/>
-      </w:pPr>
-      <w:r>
-        <w:t>Синтаксических ошибок CSS не обнаружено. Все свойства записаны корректно.</w:t>
-      </w:r>
-    </w:p>
-    <w:p>
-      <w:pPr>
-        <w:pStyle w:val="af0"/>
-      </w:pPr>
-    </w:p>
-    <w:p>
-      <w:pPr>
-        <w:pStyle w:val="21"/>
-        <w:outlineLvl w:val="2"/>
-      </w:pPr>
-      <w:bookmarkStart w:id="26" w:name="_Toc226375641"/>
-      <w:r>
-        <w:t>2.3.3 Критические ошибки</w:t>
-      </w:r>
-      <w:bookmarkEnd w:id="26"/>
-    </w:p>
-    <w:p>
-      <w:pPr>
-        <w:pStyle w:val="af0"/>
-      </w:pPr>
-      <w:r>
-        <w:lastRenderedPageBreak/>
-        <w:t>Критические ошибки отсутствуют. Стили корректно применяются, интерфейс отображается правильно.</w:t>
-      </w:r>
-    </w:p>
-    <w:p>
-      <w:pPr>
-        <w:spacing w:after="160" w:line="259" w:lineRule="auto"/>
-        <w:rPr>
-          <w:rFonts w:ascii="Times New Roman" w:eastAsia="Times New Roman" w:hAnsi="Times New Roman"/>
-          <w:bCs/>
-          <w:sz w:val="28"/>
-          <w:szCs w:val="28"/>
-        </w:rPr>
-      </w:pPr>
-      <w:r>
-        <w:rPr>
-          <w:rFonts w:eastAsia="Times New Roman"/>
-        </w:rPr>
+      </w:pPr>
+      <w:r>
         <w:br w:type="page"/>
       </w:r>
-    </w:p>
-    <w:p>
-      <w:pPr>
-        <w:pStyle w:val="11"/>
-        <w:rPr>
-          <w:rFonts w:eastAsia="Times New Roman"/>
-        </w:rPr>
-      </w:pPr>
-      <w:r>
-        <w:lastRenderedPageBreak/>
-        <w:t>Заключение</w:t>
-      </w:r>
-    </w:p>
-    <w:p>
-      <w:pPr>
-        <w:pStyle w:val="af0"/>
-      </w:pPr>
-      <w:r>
-        <w:t>В ходе выполнения работы была проведена проверка HTML- и CSS-документации веб-сайта на соответствие стандартам и корректность реализации.</w:t>
-      </w:r>
-    </w:p>
-    <w:p>
-      <w:pPr>
-        <w:pStyle w:val="af0"/>
-      </w:pPr>
-      <w:r>
-        <w:t>В результате анализа HTML-файлов (</w:t>
-      </w:r>
-      <w:r>
-        <w:rPr>
-          <w:rStyle w:val="HTML"/>
-          <w:rFonts w:ascii="Times New Roman" w:eastAsiaTheme="minorEastAsia" w:hAnsi="Times New Roman" w:cs="Times New Roman"/>
-          <w:sz w:val="28"/>
-          <w:szCs w:val="28"/>
-        </w:rPr>
-        <w:t>index.html</w:t>
-      </w:r>
-      <w:r>
-        <w:t xml:space="preserve">, </w:t>
-      </w:r>
-      <w:r>
-        <w:rPr>
-          <w:rStyle w:val="HTML"/>
-          <w:rFonts w:ascii="Times New Roman" w:eastAsiaTheme="minorEastAsia" w:hAnsi="Times New Roman" w:cs="Times New Roman"/>
-          <w:sz w:val="28"/>
-          <w:szCs w:val="28"/>
-        </w:rPr>
-        <w:t>services.html</w:t>
-      </w:r>
-      <w:r>
-        <w:t xml:space="preserve">, </w:t>
-      </w:r>
-      <w:r>
-        <w:rPr>
-          <w:rStyle w:val="HTML"/>
-          <w:rFonts w:ascii="Times New Roman" w:eastAsiaTheme="minorEastAsia" w:hAnsi="Times New Roman" w:cs="Times New Roman"/>
-          <w:sz w:val="28"/>
-          <w:szCs w:val="28"/>
-        </w:rPr>
-        <w:t>sign_up.html</w:t>
-      </w:r>
-      <w:r>
-        <w:t>) установлено, что все документы имеют корректную структуру, соответствующую стандарту HTML5. Синтаксические и критические ошибки не выявлены. Все страницы корректно отображаются в браузере и не содержат нарушений, препятствующих их работе.</w:t>
-      </w:r>
-    </w:p>
-    <w:p>
-      <w:pPr>
-        <w:pStyle w:val="af0"/>
-      </w:pPr>
-      <w:r>
-        <w:t xml:space="preserve">При проверке CSS-документации выявлено, что основной файл </w:t>
-      </w:r>
-      <w:r>
-        <w:rPr>
-          <w:rStyle w:val="HTML"/>
-          <w:rFonts w:ascii="Times New Roman" w:eastAsiaTheme="minorEastAsia" w:hAnsi="Times New Roman" w:cs="Times New Roman"/>
-          <w:sz w:val="28"/>
-          <w:szCs w:val="28"/>
-        </w:rPr>
-        <w:t>style.css</w:t>
-      </w:r>
-      <w:r>
-        <w:t xml:space="preserve"> не содержит синтаксических ошибок</w:t>
-      </w:r>
-      <w:r>
-        <w:t>.</w:t>
-      </w:r>
-    </w:p>
-    <w:p>
-      <w:pPr>
-        <w:pStyle w:val="af0"/>
-      </w:pPr>
-      <w:r>
-        <w:t>Таким образом, можно сделать вывод, что вёрстка сайта выполнена корректно и соответствует базовым требованиям.</w:t>
-      </w:r>
-    </w:p>
-    <w:p>
-      <w:pPr>
-        <w:pStyle w:val="af0"/>
-        <w:rPr>
-          <w:rFonts w:eastAsia="Times New Roman"/>
-        </w:rPr>
-      </w:pPr>
     </w:p>
     <w:p>
       <w:pPr>
